--- a/Artigo - Copia.docx
+++ b/Artigo - Copia.docx
@@ -119,7 +119,15 @@
         <w:t xml:space="preserve"> </w:t>
       </w:r>
       <w:r>
-        <w:t>Citizen participation in digital platforms faces challenges such as low engagement and limited perception of impact. This study proposes the use of a generative Artificial Intelligence assistant to support argument construction and provide automated feedback in e-participation environments. The solution aims to reduce cognitive barriers, especially among users with low digital literacy, promoting greater inclusion. The methodology combines qualitative and quantitative approaches, considering engagement, contribution quality, and user perception. The expected results indicate that AI can increase participation, improve argumentative quality, and strengthen the relationship between citizens and institutions in digital participatory processes.</w:t>
+        <w:t xml:space="preserve">Citizen participation in digital platforms faces persistent challenges such as low engagement, limited perception of impact, and cognitive barriers that discourage contribution. This study investigates, through a case study of the </w:t>
+      </w:r>
+      <w:proofErr w:type="spellStart"/>
+      <w:r>
+        <w:t>Participe</w:t>
+      </w:r>
+      <w:proofErr w:type="spellEnd"/>
+      <w:r>
+        <w:t>+ platform — the official e-participation system of the city of São Paulo — how the use of a generative Artificial Intelligence assistant can contribute to increasing civic engagement. The research adopts a qualitative approach, based on document analysis of public reports, consultation records, and platform usage data. Expected results suggest that AI-based features — such as argument support and automated feedback — can enhance civic engagement, improve the argumentative quality of contributions, and reduce perceptions of political inefficacy, thereby strengthening the relationship between citizens and public institutions in digital participatory processes.</w:t>
       </w:r>
     </w:p>
     <w:p>
@@ -137,7 +145,10 @@
         <w:t xml:space="preserve"> </w:t>
       </w:r>
       <w:r>
-        <w:t xml:space="preserve"> A participação cidadã em plataformas digitais enfrenta desafios como baixo engajamento e limitada percepção de impacto. Este estudo propõe o uso de um assistente baseado em Inteligência Artificial generativa para apoiar a construção de argumentos e fornecer feedback automatizado em ambientes de participação eletrônica. A solução busca reduzir barreiras cognitivas, especialmente entre usuários com baixo letramento digital, promovendo maior inclusão. A metodologia combina análise qualitativa e quantitativa, considerando engajamento, qualidade das contribuições e percepção dos usuários. Espera-se que a IA aumente a participação, melhore a qualidade argumentativa e fortaleça a relação entre cidadãos e instituições.</w:t>
+        <w:t xml:space="preserve"> </w:t>
+      </w:r>
+      <w:r>
+        <w:t>A participação cidadã em plataformas digitais enfrenta desafios persistentes como baixo engajamento, limitada percepção de impacto e barreiras cognitivas que desmotivam a contribuição. Este estudo investiga, por meio de um estudo de caso da plataforma Participe+, sistema de participação eletrônica da Prefeitura de São Paulo, como o uso de um assistente baseado em Inteligência Artificial generativa pode contribuir para o aumento do engajamento cívico. A pesquisa adota abordagem qualitativa, com análise documental de relatórios públicos, registros de consultas e dados de utilização da plataforma. Os resultados esperados sugerem que funcionalidades de IA — como apoio à argumentação e feedback automatizado — podem ampliar o engajamento, melhorar a qualidade argumentativa das contribuições e reduzir a percepção de ineficácia política, fortalecendo a relação entre cidadãos e instituições públicas em processos participativos digitais.</w:t>
       </w:r>
     </w:p>
     <w:p>
@@ -169,7 +180,11 @@
         <w:pStyle w:val="SBCparagraph"/>
       </w:pPr>
       <w:r>
-        <w:t>Com o crescimento populacional e a crescente complexidade das sociedades modernas, os sistemas políticos evoluíram para o modelo de democracia representativa. Nesse formato, a soberania popular passou a ser exercida predominantemente por meio da eleição de representantes responsáveis pela condução da administração pública. No entanto, a persistente insatisfação com a burocracia estatal e a redução da confiança nas instituições têm impulsionado demandas por mecanismos que ampliem a participação ativa da sociedade civil na definição de políticas públicas (Norris, 2011; Fung, 2015).</w:t>
+        <w:t xml:space="preserve">Com o crescimento populacional e a crescente complexidade das sociedades modernas, os sistemas políticos evoluíram para o modelo de democracia representativa. Nesse formato, a soberania popular passou a ser exercida predominantemente por meio da eleição de representantes responsáveis pela condução da administração pública. No </w:t>
+      </w:r>
+      <w:r>
+        <w:lastRenderedPageBreak/>
+        <w:t>entanto, a persistente insatisfação com a burocracia estatal e a redução da confiança nas instituições têm impulsionado demandas por mecanismos que ampliem a participação ativa da sociedade civil na definição de políticas públicas (Norris, 2011; Fung, 2015).</w:t>
       </w:r>
     </w:p>
     <w:p>
@@ -185,43 +200,107 @@
       </w:r>
       <w:proofErr w:type="spellEnd"/>
       <w:r>
-        <w:t xml:space="preserve">), que </w:t>
+        <w:t xml:space="preserve">), que utilizam o ambiente digital como espaço para interação entre cidadãos e governo (Macintosh, 2004). Iniciativas como o </w:t>
+      </w:r>
+      <w:proofErr w:type="spellStart"/>
+      <w:r>
+        <w:t>e-Democracia</w:t>
+      </w:r>
+      <w:proofErr w:type="spellEnd"/>
+      <w:r>
+        <w:t xml:space="preserve"> no Brasil, o Decide Madrid na Espanha e o </w:t>
+      </w:r>
+      <w:proofErr w:type="spellStart"/>
+      <w:r>
+        <w:t>vTaiwan</w:t>
+      </w:r>
+      <w:proofErr w:type="spellEnd"/>
+      <w:r>
+        <w:t xml:space="preserve"> representam esforços relevantes nesse sentido, ao buscar superar barreiras geográficas e temporais, promovendo o diálogo deliberativo em escala ampliada (</w:t>
+      </w:r>
+      <w:proofErr w:type="spellStart"/>
+      <w:r>
+        <w:t>Aichholzer</w:t>
+      </w:r>
+      <w:proofErr w:type="spellEnd"/>
+      <w:r>
+        <w:t xml:space="preserve"> &amp; </w:t>
+      </w:r>
+      <w:proofErr w:type="spellStart"/>
+      <w:r>
+        <w:t>Kubicek</w:t>
+      </w:r>
+      <w:proofErr w:type="spellEnd"/>
+      <w:r>
+        <w:t>, 2016). Tais plataformas foram concebidas com o objetivo de empoderar o cidadão, permitindo sua atuação ativa nos processos de debate e formulação de políticas públicas (Medaglia, 2012).</w:t>
+      </w:r>
+    </w:p>
+    <w:p>
+      <w:pPr>
+        <w:pStyle w:val="SBCparagraph"/>
+      </w:pPr>
+      <w:r>
+        <w:t>No contexto do Estado de São Paulo, a plataforma Participe+ representa a principal iniciativa de participação eletrônica institucionalizada, por meio da qual os cidadãos podem submeter propostas, participar de consultas públicas e contribuir para a formulação de políticas estaduais. Apesar de seu potencial democrático, a plataforma enfrenta desafios comuns a sistemas de e-</w:t>
+      </w:r>
+      <w:proofErr w:type="spellStart"/>
+      <w:r>
+        <w:t>participation</w:t>
+      </w:r>
+      <w:proofErr w:type="spellEnd"/>
+      <w:r>
+        <w:t xml:space="preserve"> em escala, incluindo baixa adesão contínua, contribuições de qualidade variável e percepção limitada de impacto por parte dos usuários.</w:t>
+      </w:r>
+    </w:p>
+    <w:p>
+      <w:pPr>
+        <w:pStyle w:val="SBCparagraph"/>
+      </w:pPr>
+      <w:r>
+        <w:t xml:space="preserve">Apesar do potencial dessas plataformas, um dos principais desafios enfrentados por essas iniciativas reside na baixa percepção de efetividade por parte dos usuários. Em contextos de larga escala, o volume elevado de contribuições frequentemente ultrapassa a capacidade de análise por parte da administração pública, dificultando o fornecimento de respostas individualizadas. A ausência de feedback claro sobre como as contribuições influenciam as decisões finais pode gerar um sentimento de ineficácia política, frequentemente associado ao fenômeno conhecido como </w:t>
+      </w:r>
+      <w:proofErr w:type="spellStart"/>
+      <w:r>
+        <w:t>democracy-washing</w:t>
+      </w:r>
+      <w:proofErr w:type="spellEnd"/>
+      <w:r>
+        <w:t>, no qual há uma aparência de participação sem impacto real (</w:t>
+      </w:r>
+      <w:proofErr w:type="spellStart"/>
+      <w:r>
+        <w:t>Reddick</w:t>
+      </w:r>
+      <w:proofErr w:type="spellEnd"/>
+      <w:r>
+        <w:t>, 2011; Coleman &amp; Shane, 2012). Esse cenário contribui para a desmotivação dos usuários e para a redução do engajamento nas plataformas digitais.</w:t>
+      </w:r>
+    </w:p>
+    <w:p>
+      <w:pPr>
+        <w:pStyle w:val="SBCparagraph"/>
+      </w:pPr>
+      <w:r>
+        <w:t>Diante dessa lacuna, a Inteligência Artificial (IA) emerge como uma alternativa promissora para aprimorar a responsividade dos sistemas de participação eletrônica. Tecnologias baseadas em IA permitem o processamento de grandes volumes de dados, possibilitando a análise, categorização e síntese das contribuições dos cidadãos (</w:t>
+      </w:r>
+      <w:proofErr w:type="spellStart"/>
+      <w:r>
+        <w:t>Vaswani</w:t>
+      </w:r>
+      <w:proofErr w:type="spellEnd"/>
+      <w:r>
+        <w:t xml:space="preserve"> et al., 2017; Brown et al., 2020). Além de fornecer retorno estruturado às contribuições, sistemas baseados em IA podem auxiliar os usuários na construção de argumentos mais consistentes, por meio da sugestão de ideias, organização de raciocínios e adaptação da linguagem. Essa funcionalidade contribui para reduzir barreiras relacionadas à dificuldade de expressão e à limitação de conhecimento técnico, promovendo uma participação mais qualificada e inclusiva (Reed, 2017; Bender et al., 2021).</w:t>
+      </w:r>
+    </w:p>
+    <w:p>
+      <w:pPr>
+        <w:pStyle w:val="SBCparagraph"/>
+      </w:pPr>
+      <w:r>
+        <w:t xml:space="preserve">Nesse contexto, o objetivo desta pesquisa é investigar, por meio de um estudo de caso da plataforma Participe+, como o uso de um assistente de Inteligência Artificial generativa pode contribuir para o aumento do engajamento cidadão e para a melhoria da qualidade das contribuições. A investigação busca compreender de que forma funcionalidades baseadas em IA — como apoio à argumentação e fornecimento de feedback estruturado — são percebidas pelos usuários, e em que medida essas ferramentas podem reduzir a percepção de ineficácia e fortalecer o papel do cidadão no </w:t>
       </w:r>
       <w:r>
         <w:lastRenderedPageBreak/>
-        <w:t xml:space="preserve">utilizam o ambiente digital como espaço para interação entre cidadãos e governo (Macintosh, 2004). Iniciativas como o </w:t>
-      </w:r>
-      <w:proofErr w:type="spellStart"/>
-      <w:r>
-        <w:t>e-Democracia</w:t>
-      </w:r>
-      <w:proofErr w:type="spellEnd"/>
-      <w:r>
-        <w:t xml:space="preserve"> no Brasil, o Decide Madrid na Espanha e o </w:t>
-      </w:r>
-      <w:proofErr w:type="spellStart"/>
-      <w:r>
-        <w:t>vTaiwan</w:t>
-      </w:r>
-      <w:proofErr w:type="spellEnd"/>
-      <w:r>
-        <w:t xml:space="preserve"> representam esforços relevantes nesse sentido, ao buscar superar barreiras geográficas e temporais, promovendo o diálogo deliberativo em escala ampliada (</w:t>
-      </w:r>
-      <w:proofErr w:type="spellStart"/>
-      <w:r>
-        <w:t>Aichholzer</w:t>
-      </w:r>
-      <w:proofErr w:type="spellEnd"/>
-      <w:r>
-        <w:t xml:space="preserve"> &amp; </w:t>
-      </w:r>
-      <w:proofErr w:type="spellStart"/>
-      <w:r>
-        <w:t>Kubicek</w:t>
-      </w:r>
-      <w:proofErr w:type="spellEnd"/>
-      <w:r>
-        <w:t>, 2016). Tais plataformas foram concebidas com o objetivo de empoderar o cidadão, permitindo sua atuação ativa nos processos de debate e formulação de políticas públicas (Medaglia, 2012).</w:t>
+        <w:t>processo democrático digital.</w:t>
       </w:r>
     </w:p>
     <w:p>
@@ -229,91 +308,7 @@
         <w:pStyle w:val="SBCparagraph"/>
       </w:pPr>
       <w:r>
-        <w:t xml:space="preserve">No contexto do Estado de São Paulo, a </w:t>
-      </w:r>
-      <w:proofErr w:type="gramStart"/>
-      <w:r>
-        <w:t>plataforma Participe</w:t>
-      </w:r>
-      <w:proofErr w:type="gramEnd"/>
-      <w:r>
-        <w:t>+ representa a principal iniciativa de participação eletrônica institucionalizada, por meio da qual os cidadãos podem submeter propostas, participar de consultas públicas e contribuir para a formulação de políticas estaduais. Apesar de seu potencial democrático, a plataforma enfrenta desafios comuns a sistemas de e-</w:t>
-      </w:r>
-      <w:proofErr w:type="spellStart"/>
-      <w:r>
-        <w:t>participation</w:t>
-      </w:r>
-      <w:proofErr w:type="spellEnd"/>
-      <w:r>
-        <w:t xml:space="preserve"> em escala, incluindo baixa adesão contínua, contribuições de qualidade variável e percepção limitada de impacto por parte dos usuários.</w:t>
-      </w:r>
-    </w:p>
-    <w:p>
-      <w:pPr>
-        <w:pStyle w:val="SBCparagraph"/>
-      </w:pPr>
-      <w:r>
-        <w:t xml:space="preserve">Apesar do potencial dessas plataformas, um dos principais desafios enfrentados por essas iniciativas reside na baixa percepção de efetividade por parte dos usuários. Em contextos de larga escala, o volume elevado de contribuições frequentemente ultrapassa a capacidade de análise por parte da administração pública, dificultando o fornecimento de respostas individualizadas. A ausência de feedback claro sobre como as contribuições influenciam as decisões finais pode gerar um sentimento de ineficácia política, frequentemente associado ao fenômeno conhecido como </w:t>
-      </w:r>
-      <w:proofErr w:type="spellStart"/>
-      <w:r>
-        <w:t>democracy-washing</w:t>
-      </w:r>
-      <w:proofErr w:type="spellEnd"/>
-      <w:r>
-        <w:t>, no qual há uma aparência de participação sem impacto real (</w:t>
-      </w:r>
-      <w:proofErr w:type="spellStart"/>
-      <w:r>
-        <w:t>Reddick</w:t>
-      </w:r>
-      <w:proofErr w:type="spellEnd"/>
-      <w:r>
-        <w:t>, 2011; Coleman &amp; Shane, 2012). Esse cenário contribui para a desmotivação dos usuários e para a redução do engajamento nas plataformas digitais.</w:t>
-      </w:r>
-    </w:p>
-    <w:p>
-      <w:pPr>
-        <w:pStyle w:val="SBCparagraph"/>
-      </w:pPr>
-      <w:r>
-        <w:t>Diante dessa lacuna, a Inteligência Artificial (IA) emerge como uma alternativa promissora para aprimorar a responsividade dos sistemas de participação eletrônica. Tecnologias baseadas em IA permitem o processamento de grandes volumes de dados, possibilitando a análise, categorização e síntese das contribuições dos cidadãos (</w:t>
-      </w:r>
-      <w:proofErr w:type="spellStart"/>
-      <w:r>
-        <w:t>Vaswani</w:t>
-      </w:r>
-      <w:proofErr w:type="spellEnd"/>
-      <w:r>
-        <w:t xml:space="preserve"> et al., 2017; Brown et al., 2020). Além de fornecer retorno estruturado às contribuições, sistemas baseados em IA podem auxiliar os usuários na construção de argumentos mais consistentes, por meio da sugestão de ideias, organização de raciocínios e adaptação da linguagem. Essa funcionalidade contribui para reduzir barreiras relacionadas à dificuldade de expressão e à limitação de conhecimento técnico, promovendo uma participação mais qualificada e inclusiva (Reed, 2017; Bender et al., 2021).</w:t>
-      </w:r>
-    </w:p>
-    <w:p>
-      <w:pPr>
-        <w:pStyle w:val="SBCparagraph"/>
-      </w:pPr>
-      <w:r>
-        <w:t xml:space="preserve">Nesse contexto, o objetivo desta pesquisa é investigar, por meio de um estudo de caso da </w:t>
-      </w:r>
-      <w:proofErr w:type="gramStart"/>
-      <w:r>
-        <w:t>plataforma Participe</w:t>
-      </w:r>
-      <w:proofErr w:type="gramEnd"/>
-      <w:r>
-        <w:t>+, como o uso de um assistente de Inteligência Artificial generativa pode contribuir para o aumento do engajamento cidadão e para a melhoria da qualidade das contribuições. A investigação busca compreender de que forma funcionalidades baseadas em IA — como apoio à argumentação e fornecimento de feedback estruturado — são percebidas pelos usuários, e em que medida essas ferramentas podem reduzir a percepção de ineficácia e fortalecer o papel do cidadão no processo democrático digital.</w:t>
-      </w:r>
-    </w:p>
-    <w:p>
-      <w:pPr>
-        <w:pStyle w:val="SBCparagraph"/>
-      </w:pPr>
-      <w:r>
-        <w:t xml:space="preserve">Por fim, a análise busca ampliar a compreensão sobre os impactos percebidos da utilização de IA assistiva em ambientes de participação pública, especialmente no que se refere à qualificação do feedback e ao fortalecimento da relação entre cidadãos e instituições. Espera-se que os resultados subsidiem futuras iniciativas tecnológicas </w:t>
-      </w:r>
-      <w:r>
-        <w:lastRenderedPageBreak/>
-        <w:t>voltadas a tornar os processos participativos mais eficazes, transparentes e inclusivos.</w:t>
+        <w:t>Por fim, a análise busca ampliar a compreensão sobre os impactos percebidos da utilização de IA assistiva em ambientes de participação pública, especialmente no que se refere à qualificação do feedback e ao fortalecimento da relação entre cidadãos e instituições. Espera-se que os resultados subsidiem futuras iniciativas tecnológicas voltadas a tornar os processos participativos mais eficazes, transparentes e inclusivos.</w:t>
       </w:r>
     </w:p>
     <w:p>
@@ -444,7 +439,15 @@
           <w:rFonts w:ascii="Times New Roman" w:eastAsia="Times New Roman" w:hAnsi="Times New Roman" w:cs="Times New Roman"/>
           <w:kern w:val="0"/>
         </w:rPr>
-        <w:t xml:space="preserve">De acordo com Medaglia (2012), a e-participação representa uma extensão dos mecanismos tradicionais de participação democrática, permitindo maior transparência, acessibilidade e escalabilidade na interação entre governo e sociedade. No entanto, apesar do potencial dessas plataformas, diversos estudos apontam que seu uso efetivo ainda é limitado. </w:t>
+        <w:t xml:space="preserve">De acordo com Medaglia (2012), a e-participação representa uma extensão dos mecanismos tradicionais de participação democrática, permitindo maior transparência, </w:t>
+      </w:r>
+      <w:r>
+        <w:rPr>
+          <w:rFonts w:ascii="Times New Roman" w:eastAsia="Times New Roman" w:hAnsi="Times New Roman" w:cs="Times New Roman"/>
+          <w:kern w:val="0"/>
+        </w:rPr>
+        <w:lastRenderedPageBreak/>
+        <w:t xml:space="preserve">acessibilidade e escalabilidade na interação entre governo e sociedade. No entanto, apesar do potencial dessas plataformas, diversos estudos apontam que seu uso efetivo ainda é limitado. </w:t>
       </w:r>
       <w:proofErr w:type="spellStart"/>
       <w:r>
@@ -498,7 +501,6 @@
           <w:rFonts w:ascii="Times New Roman" w:eastAsia="Times New Roman" w:hAnsi="Times New Roman" w:cs="Times New Roman"/>
           <w:kern w:val="0"/>
         </w:rPr>
-        <w:lastRenderedPageBreak/>
         <w:t xml:space="preserve">Entre os principais desafios identificados na literatura, destaca-se a baixa percepção de impacto das contribuições realizadas pelos cidadãos. Segundo </w:t>
       </w:r>
       <w:proofErr w:type="spellStart"/>
@@ -659,6 +661,7 @@
         <w:pStyle w:val="Ttulo1"/>
       </w:pPr>
       <w:r>
+        <w:lastRenderedPageBreak/>
         <w:t>Metodologia</w:t>
       </w:r>
     </w:p>
@@ -681,31 +684,7 @@
           <w:rFonts w:ascii="Times New Roman" w:eastAsia="Times New Roman" w:hAnsi="Times New Roman" w:cs="Times New Roman"/>
           <w:kern w:val="0"/>
         </w:rPr>
-        <w:t xml:space="preserve">A presente pesquisa adota uma abordagem qualitativa, com caráter exploratório e descritivo. O objetivo é analisar, por meio de um estudo de caso, como a utilização de um assistente baseado em Inteligência Artificial pode influenciar o nível de engajamento dos </w:t>
-      </w:r>
-      <w:r>
-        <w:rPr>
-          <w:rFonts w:ascii="Times New Roman" w:eastAsia="Times New Roman" w:hAnsi="Times New Roman" w:cs="Times New Roman"/>
-          <w:kern w:val="0"/>
-        </w:rPr>
-        <w:lastRenderedPageBreak/>
-        <w:t xml:space="preserve">cidadãos na </w:t>
-      </w:r>
-      <w:proofErr w:type="gramStart"/>
-      <w:r>
-        <w:rPr>
-          <w:rFonts w:ascii="Times New Roman" w:eastAsia="Times New Roman" w:hAnsi="Times New Roman" w:cs="Times New Roman"/>
-          <w:kern w:val="0"/>
-        </w:rPr>
-        <w:t>plataforma Participe</w:t>
-      </w:r>
-      <w:proofErr w:type="gramEnd"/>
-      <w:r>
-        <w:rPr>
-          <w:rFonts w:ascii="Times New Roman" w:eastAsia="Times New Roman" w:hAnsi="Times New Roman" w:cs="Times New Roman"/>
-          <w:kern w:val="0"/>
-        </w:rPr>
-        <w:t>+, do Estado de São Paulo. Parte-se do pressuposto de que a baixa adesão dos cidadãos a esses ambientes não está relacionada exclusivamente à disponibilidade tecnológica, mas também a fatores como dificuldades cognitivas, limitações no letramento digital e ausência de mecanismos eficazes de feedback.</w:t>
+        <w:t>A presente pesquisa adota uma abordagem qualitativa, com caráter exploratório e descritivo. O objetivo é analisar, por meio de um estudo de caso, como a utilização de um assistente baseado em Inteligência Artificial pode influenciar o nível de engajamento dos cidadãos na plataforma Participe+, do Estado de São Paulo. Parte-se do pressuposto de que a baixa adesão dos cidadãos a esses ambientes não está relacionada exclusivamente à disponibilidade tecnológica, mas também a fatores como dificuldades cognitivas, limitações no letramento digital e ausência de mecanismos eficazes de feedback.</w:t>
       </w:r>
     </w:p>
     <w:p>
@@ -727,23 +706,7 @@
           <w:rFonts w:ascii="Times New Roman" w:eastAsia="Times New Roman" w:hAnsi="Times New Roman" w:cs="Times New Roman"/>
           <w:kern w:val="0"/>
         </w:rPr>
-        <w:t xml:space="preserve">O estudo de caso foi escolhido como estratégia metodológica por permitir uma investigação aprofundada de um fenômeno contemporâneo em seu contexto real, sendo especialmente adequado quando as fronteiras entre o fenômeno e o contexto não são claramente definidas (Yin, 2018). A </w:t>
-      </w:r>
-      <w:proofErr w:type="gramStart"/>
-      <w:r>
-        <w:rPr>
-          <w:rFonts w:ascii="Times New Roman" w:eastAsia="Times New Roman" w:hAnsi="Times New Roman" w:cs="Times New Roman"/>
-          <w:kern w:val="0"/>
-        </w:rPr>
-        <w:t>plataforma Participe</w:t>
-      </w:r>
-      <w:proofErr w:type="gramEnd"/>
-      <w:r>
-        <w:rPr>
-          <w:rFonts w:ascii="Times New Roman" w:eastAsia="Times New Roman" w:hAnsi="Times New Roman" w:cs="Times New Roman"/>
-          <w:kern w:val="0"/>
-        </w:rPr>
-        <w:t>+ constitui o caso analítico central desta investigação, sendo examinada tanto do ponto de vista de sua estrutura funcional quanto das experiências relatadas por seus usuários.</w:t>
+        <w:t>O estudo de caso foi escolhido como estratégia metodológica por permitir uma investigação aprofundada de um fenômeno contemporâneo em seu contexto real, sendo especialmente adequado quando as fronteiras entre o fenômeno e o contexto não são claramente definidas (Yin, 2018). A plataforma Participe+ constitui o caso analítico central desta investigação, sendo examinada tanto do ponto de vista de sua estrutura funcional quanto das experiências relatadas por seus usuários.</w:t>
       </w:r>
     </w:p>
     <w:p>
@@ -765,15 +728,7 @@
         <w:pStyle w:val="SBCparagraph"/>
       </w:pPr>
       <w:r>
-        <w:t xml:space="preserve">Esta pesquisa é orientada pela seguinte questão central: de que forma o uso de um assistente de Inteligência Artificial pode contribuir para o aumento do engajamento e da qualidade da participação cidadã na </w:t>
-      </w:r>
-      <w:proofErr w:type="gramStart"/>
-      <w:r>
-        <w:t>plataforma Participe</w:t>
-      </w:r>
-      <w:proofErr w:type="gramEnd"/>
-      <w:r>
-        <w:t>+? A partir dessa questão, derivam-se os seguintes objetivos específicos:</w:t>
+        <w:t>Esta pesquisa é orientada pela seguinte questão central: de que forma o uso de um assistente de Inteligência Artificial pode contribuir para o aumento do engajamento e da qualidade da participação cidadã na plataforma Participe+? A partir dessa questão, derivam-se os seguintes objetivos específicos:</w:t>
       </w:r>
     </w:p>
     <w:p>
@@ -785,15 +740,7 @@
         </w:numPr>
       </w:pPr>
       <w:r>
-        <w:t xml:space="preserve">Identificar as principais barreiras ao engajamento dos cidadãos na </w:t>
-      </w:r>
-      <w:proofErr w:type="gramStart"/>
-      <w:r>
-        <w:t>plataforma Participe</w:t>
-      </w:r>
-      <w:proofErr w:type="gramEnd"/>
-      <w:r>
-        <w:t>+.</w:t>
+        <w:t>Identificar as principais barreiras ao engajamento dos cidadãos na plataforma Participe+.</w:t>
       </w:r>
     </w:p>
     <w:p>
@@ -857,9 +804,9 @@
           <w:kern w:val="0"/>
           <w:szCs w:val="24"/>
         </w:rPr>
-        <w:t xml:space="preserve">A coleta de dados será conduzida por meio de duas fontes principais, em conformidade com as recomendações para estudos de caso (Yin, 2018): (a) análise documental da </w:t>
-      </w:r>
-      <w:proofErr w:type="gramStart"/>
+        <w:t>A coleta de dados será conduzida por meio de análise documental, em conformidade com as recomendações para estudos de caso (Yin, 2018). Serão examinados documentos públicos relacionados à plataforma Participe+, incluindo relatórios de utilização, registros de consultas públicas realizadas, dados estatísticos de engajamento disponibilizados pelo Governo do Estado de São Paulo e literatura acadêmica sobre experiências similares de e-</w:t>
+      </w:r>
+      <w:proofErr w:type="spellStart"/>
       <w:r>
         <w:rPr>
           <w:rFonts w:ascii="Times New Roman" w:hAnsi="Times New Roman"/>
@@ -867,9 +814,9 @@
           <w:kern w:val="0"/>
           <w:szCs w:val="24"/>
         </w:rPr>
-        <w:t>plataforma Participe</w:t>
-      </w:r>
-      <w:proofErr w:type="gramEnd"/>
+        <w:t>participation</w:t>
+      </w:r>
+      <w:proofErr w:type="spellEnd"/>
       <w:r>
         <w:rPr>
           <w:rFonts w:ascii="Times New Roman" w:hAnsi="Times New Roman"/>
@@ -877,13 +824,8 @@
           <w:kern w:val="0"/>
           <w:szCs w:val="24"/>
         </w:rPr>
-        <w:t>+ e de relatórios públicos sobre sua utilização; e (b) entrevistas semiestruturadas com usuários da plataforma, buscando compreender suas percepções sobre barreiras à participação e sobre o potencial do uso de IA como ferramenta de apoio.</w:t>
-      </w:r>
-    </w:p>
-    <w:p>
-      <w:pPr>
-        <w:pStyle w:val="SBCparagraph"/>
-      </w:pPr>
+        <w:t>. A análise documental permitirá identificar padrões de participação, barreiras recorrentes e lacunas no processo de feedback institucional, fornecendo a base empírica necessária para discutir o potencial do uso de IA como ferramenta de mediação cívica</w:t>
+      </w:r>
       <w:r>
         <w:rPr>
           <w:rFonts w:ascii="Times New Roman" w:hAnsi="Times New Roman"/>
@@ -891,33 +833,22 @@
           <w:kern w:val="0"/>
           <w:szCs w:val="24"/>
         </w:rPr>
-        <w:t>A análise dos dados será realizada por meio de análise de conteúdo temática, permitindo identificar categorias recorrentes nas falas dos participantes e nos documentos levantados. A triangulação entre as duas fontes de evidências — análise documental e entrevistas — será utilizada para conferir maior robustez e validade às interpretações produzidas.</w:t>
-      </w:r>
-    </w:p>
-    <w:p>
-      <w:pPr>
-        <w:pStyle w:val="Ttulo2"/>
-        <w:rPr>
-          <w:bCs/>
-        </w:rPr>
-      </w:pPr>
-      <w:r>
-        <w:rPr>
-          <w:bCs/>
-        </w:rPr>
-        <w:t>Cronograma de Execução</w:t>
+        <w:t>.</w:t>
       </w:r>
     </w:p>
     <w:p>
       <w:pPr>
         <w:pStyle w:val="SBCparagraph"/>
+      </w:pPr>
+      <w:r>
         <w:rPr>
           <w:rFonts w:ascii="Times New Roman" w:hAnsi="Times New Roman"/>
           <w:color w:val="auto"/>
           <w:kern w:val="0"/>
           <w:szCs w:val="24"/>
         </w:rPr>
-      </w:pPr>
+        <w:t xml:space="preserve">A análise dos dados será realizada por meio de análise de conteúdo temática, permitindo identificar categorias recorrentes nas falas dos participantes e nos documentos levantados. A triangulação entre as duas fontes de evidências — análise documental e entrevistas — será utilizada para conferir maior robustez e validade às interpretações </w:t>
+      </w:r>
       <w:r>
         <w:rPr>
           <w:rFonts w:ascii="Times New Roman" w:hAnsi="Times New Roman"/>
@@ -925,7 +856,22 @@
           <w:kern w:val="0"/>
           <w:szCs w:val="24"/>
         </w:rPr>
-        <w:t>A pesquisa será desenvolvida em duas fases dentro do prazo de dois meses:</w:t>
+        <w:lastRenderedPageBreak/>
+        <w:t>produzidas.</w:t>
+      </w:r>
+    </w:p>
+    <w:p>
+      <w:pPr>
+        <w:pStyle w:val="Ttulo2"/>
+        <w:rPr>
+          <w:bCs/>
+        </w:rPr>
+      </w:pPr>
+      <w:r>
+        <w:rPr>
+          <w:bCs/>
+        </w:rPr>
+        <w:t>Cronograma de Execução</w:t>
       </w:r>
     </w:p>
     <w:p>
@@ -945,19 +891,19 @@
           <w:kern w:val="0"/>
           <w:szCs w:val="24"/>
         </w:rPr>
-        <w:t>1.</w:t>
-      </w:r>
-      <w:r>
+        <w:t>A pesquisa será desenvolvida em duas fases dentro do prazo de dois meses:</w:t>
+      </w:r>
+    </w:p>
+    <w:p>
+      <w:pPr>
+        <w:pStyle w:val="SBCparagraph"/>
         <w:rPr>
           <w:rFonts w:ascii="Times New Roman" w:hAnsi="Times New Roman"/>
           <w:color w:val="auto"/>
           <w:kern w:val="0"/>
           <w:szCs w:val="24"/>
         </w:rPr>
-        <w:tab/>
-        <w:t xml:space="preserve">Fase 1 – Levantamento e Análise (1 mês): revisão bibliográfica, análise documental da </w:t>
-      </w:r>
-      <w:proofErr w:type="gramStart"/>
+      </w:pPr>
       <w:r>
         <w:rPr>
           <w:rFonts w:ascii="Times New Roman" w:hAnsi="Times New Roman"/>
@@ -965,9 +911,8 @@
           <w:kern w:val="0"/>
           <w:szCs w:val="24"/>
         </w:rPr>
-        <w:t>plataforma Participe</w:t>
-      </w:r>
-      <w:proofErr w:type="gramEnd"/>
+        <w:t>1.</w:t>
+      </w:r>
       <w:r>
         <w:rPr>
           <w:rFonts w:ascii="Times New Roman" w:hAnsi="Times New Roman"/>
@@ -975,7 +920,8 @@
           <w:kern w:val="0"/>
           <w:szCs w:val="24"/>
         </w:rPr>
-        <w:t>+ e elaboração dos roteiros de entrevista.</w:t>
+        <w:tab/>
+        <w:t>Fase 1 – Levantamento e Análise (1 mês): revisão bibliográfica, análise documental da plataforma Participe+ e elaboração dos roteiros de entrevista.</w:t>
       </w:r>
     </w:p>
     <w:p>
@@ -1005,53 +951,53 @@
           <w:szCs w:val="24"/>
         </w:rPr>
         <w:tab/>
-        <w:t xml:space="preserve">Fase 2 – Trabalho de Campo e Análise (1 mês): recrutamento dos </w:t>
-      </w:r>
-      <w:r>
+        <w:t>Fase 2 – Trabalho de Campo e Análise (1 mês): recrutamento dos participantes, realização das entrevistas semiestruturadas, análise de conteúdo temática e elaboração do relatório final com recomendações.</w:t>
+      </w:r>
+    </w:p>
+    <w:p>
+      <w:pPr>
+        <w:pStyle w:val="Ttulo1"/>
+        <w:rPr>
+          <w:bCs/>
+        </w:rPr>
+      </w:pPr>
+      <w:r>
+        <w:rPr>
+          <w:bCs/>
+        </w:rPr>
+        <w:t>Resultados Esperados</w:t>
+      </w:r>
+    </w:p>
+    <w:p>
+      <w:pPr>
+        <w:pStyle w:val="SBCparagraph"/>
         <w:rPr>
           <w:rFonts w:ascii="Times New Roman" w:hAnsi="Times New Roman"/>
           <w:color w:val="auto"/>
           <w:kern w:val="0"/>
           <w:szCs w:val="24"/>
         </w:rPr>
-        <w:lastRenderedPageBreak/>
-        <w:t>participantes, realização das entrevistas semiestruturadas, análise de conteúdo temática e elaboração do relatório final com recomendações.</w:t>
-      </w:r>
-    </w:p>
-    <w:p>
-      <w:pPr>
-        <w:pStyle w:val="Ttulo1"/>
-        <w:rPr>
-          <w:bCs/>
-        </w:rPr>
-      </w:pPr>
-      <w:r>
-        <w:rPr>
-          <w:bCs/>
-        </w:rPr>
-        <w:t>Resultados Esperados</w:t>
-      </w:r>
-    </w:p>
-    <w:p>
-      <w:pPr>
-        <w:pStyle w:val="SBCparagraph"/>
+      </w:pPr>
+      <w:r>
         <w:rPr>
           <w:rFonts w:ascii="Times New Roman" w:hAnsi="Times New Roman"/>
           <w:color w:val="auto"/>
           <w:kern w:val="0"/>
           <w:szCs w:val="24"/>
         </w:rPr>
-      </w:pPr>
-      <w:r>
+        <w:t>Espera-se que o estudo de caso produza evidências relevantes sobre como a percepção dos usuários em relação ao uso de IA influencia seu nível de engajamento na plataforma Participe+. A hipótese central sustenta que funcionalidades de apoio à argumentação e feedback automatizado são percebidas pelos usuários como redutoras de barreiras cognitivas e comunicacionais, favorecendo uma participação mais ativa e qualificada.</w:t>
+      </w:r>
+    </w:p>
+    <w:p>
+      <w:pPr>
+        <w:pStyle w:val="SBCparagraph"/>
         <w:rPr>
           <w:rFonts w:ascii="Times New Roman" w:hAnsi="Times New Roman"/>
           <w:color w:val="auto"/>
           <w:kern w:val="0"/>
           <w:szCs w:val="24"/>
         </w:rPr>
-        <w:t xml:space="preserve">Espera-se que o estudo de caso produza evidências relevantes sobre como a percepção dos usuários em relação ao uso de IA influencia seu nível de engajamento na </w:t>
-      </w:r>
-      <w:proofErr w:type="gramStart"/>
+      </w:pPr>
       <w:r>
         <w:rPr>
           <w:rFonts w:ascii="Times New Roman" w:hAnsi="Times New Roman"/>
@@ -1059,29 +1005,29 @@
           <w:kern w:val="0"/>
           <w:szCs w:val="24"/>
         </w:rPr>
-        <w:t>plataforma Participe</w:t>
-      </w:r>
-      <w:proofErr w:type="gramEnd"/>
-      <w:r>
+        <w:t>No que se refere ao engajamento, projeta-se que os dados coletados evidenciem uma relação positiva entre a disponibilidade de suporte baseado em IA e a disposição dos cidadãos para participar, especialmente entre aqueles com menor nível de letramento digital. Em relação à qualidade das contribuições, espera-se que usuários assistidos por IA relatem maior facilidade para estruturar seus argumentos e expressar suas opiniões de forma clara e fundamentada.</w:t>
+      </w:r>
+    </w:p>
+    <w:p>
+      <w:pPr>
+        <w:pStyle w:val="SBCparagraph"/>
         <w:rPr>
           <w:rFonts w:ascii="Times New Roman" w:hAnsi="Times New Roman"/>
           <w:color w:val="auto"/>
           <w:kern w:val="0"/>
           <w:szCs w:val="24"/>
         </w:rPr>
-        <w:t>+. A hipótese central sustenta que funcionalidades de apoio à argumentação e feedback automatizado são percebidas pelos usuários como redutoras de barreiras cognitivas e comunicacionais, favorecendo uma participação mais ativa e qualificada.</w:t>
-      </w:r>
-    </w:p>
-    <w:p>
-      <w:pPr>
-        <w:pStyle w:val="SBCparagraph"/>
+      </w:pPr>
+      <w:r>
         <w:rPr>
           <w:rFonts w:ascii="Times New Roman" w:hAnsi="Times New Roman"/>
           <w:color w:val="auto"/>
           <w:kern w:val="0"/>
           <w:szCs w:val="24"/>
         </w:rPr>
-      </w:pPr>
+        <w:t xml:space="preserve">Outro resultado esperado está relacionado à percepção de utilidade e confiança. A disponibilização de feedback imediato e contextualizado pode reduzir a sensação de que as contribuições são ignoradas, contribuindo para mitigar o sentimento de ineficácia política e o fenômeno do </w:t>
+      </w:r>
+      <w:proofErr w:type="spellStart"/>
       <w:r>
         <w:rPr>
           <w:rFonts w:ascii="Times New Roman" w:hAnsi="Times New Roman"/>
@@ -1089,67 +1035,17 @@
           <w:kern w:val="0"/>
           <w:szCs w:val="24"/>
         </w:rPr>
-        <w:t>No que se refere ao engajamento, projeta-se que os dados coletados evidenciem uma relação positiva entre a disponibilidade de suporte baseado em IA e a disposição dos cidadãos para participar, especialmente entre aqueles com menor nível de letramento digital. Em relação à qualidade das contribuições, espera-se que usuários assistidos por IA relatem maior facilidade para estruturar seus argumentos e expressar suas opiniões de forma clara e fundamentada.</w:t>
-      </w:r>
-    </w:p>
-    <w:p>
-      <w:pPr>
-        <w:pStyle w:val="SBCparagraph"/>
+        <w:t>democracy-washing</w:t>
+      </w:r>
+      <w:proofErr w:type="spellEnd"/>
+      <w:r>
         <w:rPr>
           <w:rFonts w:ascii="Times New Roman" w:hAnsi="Times New Roman"/>
           <w:color w:val="auto"/>
           <w:kern w:val="0"/>
           <w:szCs w:val="24"/>
         </w:rPr>
-      </w:pPr>
-      <w:r>
-        <w:rPr>
-          <w:rFonts w:ascii="Times New Roman" w:hAnsi="Times New Roman"/>
-          <w:color w:val="auto"/>
-          <w:kern w:val="0"/>
-          <w:szCs w:val="24"/>
-        </w:rPr>
-        <w:t xml:space="preserve">Outro resultado esperado está relacionado à percepção de utilidade e confiança. A disponibilização de feedback imediato e contextualizado pode reduzir a sensação de que as contribuições são ignoradas, contribuindo para mitigar o sentimento de ineficácia política e o fenômeno do </w:t>
-      </w:r>
-      <w:proofErr w:type="spellStart"/>
-      <w:r>
-        <w:rPr>
-          <w:rFonts w:ascii="Times New Roman" w:hAnsi="Times New Roman"/>
-          <w:color w:val="auto"/>
-          <w:kern w:val="0"/>
-          <w:szCs w:val="24"/>
-        </w:rPr>
-        <w:t>democracy-washing</w:t>
-      </w:r>
-      <w:proofErr w:type="spellEnd"/>
-      <w:r>
-        <w:rPr>
-          <w:rFonts w:ascii="Times New Roman" w:hAnsi="Times New Roman"/>
-          <w:color w:val="auto"/>
-          <w:kern w:val="0"/>
-          <w:szCs w:val="24"/>
-        </w:rPr>
-        <w:t xml:space="preserve">. Do ponto de vista institucional, espera-se que os resultados indiquem caminhos para o aprimoramento da </w:t>
-      </w:r>
-      <w:proofErr w:type="gramStart"/>
-      <w:r>
-        <w:rPr>
-          <w:rFonts w:ascii="Times New Roman" w:hAnsi="Times New Roman"/>
-          <w:color w:val="auto"/>
-          <w:kern w:val="0"/>
-          <w:szCs w:val="24"/>
-        </w:rPr>
-        <w:t>plataforma Participe</w:t>
-      </w:r>
-      <w:proofErr w:type="gramEnd"/>
-      <w:r>
-        <w:rPr>
-          <w:rFonts w:ascii="Times New Roman" w:hAnsi="Times New Roman"/>
-          <w:color w:val="auto"/>
-          <w:kern w:val="0"/>
-          <w:szCs w:val="24"/>
-        </w:rPr>
-        <w:t>+, com recomendações práticas para a incorporação de ferramentas de IA que ampliem o diálogo entre governo e sociedade.</w:t>
+        <w:t>. Do ponto de vista institucional, espera-se que os resultados indiquem caminhos para o aprimoramento da plataforma Participe+, com recomendações práticas para a incorporação de ferramentas de IA que ampliem o diálogo entre governo e sociedade.</w:t>
       </w:r>
     </w:p>
     <w:p>
@@ -1269,6 +1165,7 @@
           <w:rFonts w:ascii="Times New Roman" w:eastAsia="Times New Roman" w:hAnsi="Times New Roman" w:cs="Times New Roman"/>
           <w:kern w:val="0"/>
         </w:rPr>
+        <w:lastRenderedPageBreak/>
         <w:t>Existe também o risco de que o assistente de IA, ao sugerir ideias e estruturar argumentos, induza uma homogeneização das contribuições, reduzindo a diversidade de perspectivas — elemento essencial para processos deliberativos democráticos de qualidade. A dependência de infraestrutura digital e conectividade também representa uma barreira para populações em regiões com menor acesso à internet.</w:t>
       </w:r>
     </w:p>
@@ -1291,7 +1188,6 @@
           <w:rFonts w:ascii="Times New Roman" w:eastAsia="Times New Roman" w:hAnsi="Times New Roman" w:cs="Times New Roman"/>
           <w:kern w:val="0"/>
         </w:rPr>
-        <w:lastRenderedPageBreak/>
         <w:t xml:space="preserve">Do ponto de vista ético, o uso de IA em processos democráticos exige atenção especial à transparência algorítmica: os cidadãos devem ser claramente informados de que estão interagindo com um sistema automatizado, e não com um servidor público. É fundamental, também, a mitigação de </w:t>
       </w:r>
       <w:proofErr w:type="spellStart"/>
@@ -1360,27 +1256,7 @@
           <w:kern w:val="0"/>
           <w:szCs w:val="24"/>
         </w:rPr>
-        <w:t xml:space="preserve">Este artigo apresentou uma proposta de estudo de caso para investigar como o uso de um assistente baseado em IA generativa pode influenciar o engajamento cidadão na </w:t>
-      </w:r>
-      <w:proofErr w:type="gramStart"/>
-      <w:r>
-        <w:rPr>
-          <w:rFonts w:ascii="Times New Roman" w:hAnsi="Times New Roman"/>
-          <w:color w:val="auto"/>
-          <w:kern w:val="0"/>
-          <w:szCs w:val="24"/>
-        </w:rPr>
-        <w:t>plataforma Participe</w:t>
-      </w:r>
-      <w:proofErr w:type="gramEnd"/>
-      <w:r>
-        <w:rPr>
-          <w:rFonts w:ascii="Times New Roman" w:hAnsi="Times New Roman"/>
-          <w:color w:val="auto"/>
-          <w:kern w:val="0"/>
-          <w:szCs w:val="24"/>
-        </w:rPr>
-        <w:t>+, do Governo do Estado de São Paulo. A proposta fundamenta-se na identificação de lacunas reais nos sistemas de e-</w:t>
+        <w:t>Este artigo apresentou uma proposta de estudo de caso para investigar como o uso de um assistente baseado em IA generativa pode influenciar o engajamento cidadão na plataforma Participe+, do Governo do Estado de São Paulo. A proposta fundamenta-se na identificação de lacunas reais nos sistemas de e-</w:t>
       </w:r>
       <w:proofErr w:type="spellStart"/>
       <w:r>
@@ -1480,112 +1356,23 @@
         <w:rPr>
           <w:rFonts w:ascii="Times New Roman" w:eastAsia="Times New Roman" w:hAnsi="Times New Roman" w:cs="Times New Roman"/>
           <w:kern w:val="0"/>
-        </w:rPr>
-      </w:pPr>
-      <w:r>
-        <w:rPr>
-          <w:rFonts w:ascii="Times New Roman" w:eastAsia="Times New Roman" w:hAnsi="Times New Roman" w:cs="Times New Roman"/>
-          <w:kern w:val="0"/>
-        </w:rPr>
-        <w:t>AICHHOLZER, Georg; KUBICEK, Herbert. E-</w:t>
-      </w:r>
-      <w:proofErr w:type="spellStart"/>
-      <w:proofErr w:type="gramStart"/>
-      <w:r>
-        <w:rPr>
-          <w:rFonts w:ascii="Times New Roman" w:eastAsia="Times New Roman" w:hAnsi="Times New Roman" w:cs="Times New Roman"/>
-          <w:kern w:val="0"/>
-        </w:rPr>
-        <w:t>government</w:t>
-      </w:r>
-      <w:proofErr w:type="spellEnd"/>
-      <w:proofErr w:type="gramEnd"/>
-      <w:r>
-        <w:rPr>
-          <w:rFonts w:ascii="Times New Roman" w:eastAsia="Times New Roman" w:hAnsi="Times New Roman" w:cs="Times New Roman"/>
-          <w:kern w:val="0"/>
-        </w:rPr>
-        <w:t xml:space="preserve"> </w:t>
-      </w:r>
-      <w:proofErr w:type="spellStart"/>
-      <w:r>
-        <w:rPr>
-          <w:rFonts w:ascii="Times New Roman" w:eastAsia="Times New Roman" w:hAnsi="Times New Roman" w:cs="Times New Roman"/>
-          <w:kern w:val="0"/>
-        </w:rPr>
-        <w:t>and</w:t>
-      </w:r>
-      <w:proofErr w:type="spellEnd"/>
-      <w:r>
-        <w:rPr>
-          <w:rFonts w:ascii="Times New Roman" w:eastAsia="Times New Roman" w:hAnsi="Times New Roman" w:cs="Times New Roman"/>
-          <w:kern w:val="0"/>
-        </w:rPr>
-        <w:t xml:space="preserve"> e-</w:t>
-      </w:r>
-      <w:proofErr w:type="spellStart"/>
-      <w:r>
-        <w:rPr>
-          <w:rFonts w:ascii="Times New Roman" w:eastAsia="Times New Roman" w:hAnsi="Times New Roman" w:cs="Times New Roman"/>
-          <w:kern w:val="0"/>
-        </w:rPr>
-        <w:t>participation</w:t>
-      </w:r>
-      <w:proofErr w:type="spellEnd"/>
-      <w:r>
-        <w:rPr>
-          <w:rFonts w:ascii="Times New Roman" w:eastAsia="Times New Roman" w:hAnsi="Times New Roman" w:cs="Times New Roman"/>
-          <w:kern w:val="0"/>
-        </w:rPr>
-        <w:t xml:space="preserve">: </w:t>
-      </w:r>
-      <w:proofErr w:type="spellStart"/>
-      <w:r>
-        <w:rPr>
-          <w:rFonts w:ascii="Times New Roman" w:eastAsia="Times New Roman" w:hAnsi="Times New Roman" w:cs="Times New Roman"/>
-          <w:kern w:val="0"/>
-        </w:rPr>
-        <w:t>the</w:t>
-      </w:r>
-      <w:proofErr w:type="spellEnd"/>
-      <w:r>
-        <w:rPr>
-          <w:rFonts w:ascii="Times New Roman" w:eastAsia="Times New Roman" w:hAnsi="Times New Roman" w:cs="Times New Roman"/>
-          <w:kern w:val="0"/>
-        </w:rPr>
-        <w:t xml:space="preserve"> </w:t>
-      </w:r>
-      <w:proofErr w:type="spellStart"/>
-      <w:r>
-        <w:rPr>
-          <w:rFonts w:ascii="Times New Roman" w:eastAsia="Times New Roman" w:hAnsi="Times New Roman" w:cs="Times New Roman"/>
-          <w:kern w:val="0"/>
-        </w:rPr>
-        <w:t>European</w:t>
-      </w:r>
-      <w:proofErr w:type="spellEnd"/>
-      <w:r>
-        <w:rPr>
-          <w:rFonts w:ascii="Times New Roman" w:eastAsia="Times New Roman" w:hAnsi="Times New Roman" w:cs="Times New Roman"/>
-          <w:kern w:val="0"/>
-        </w:rPr>
-        <w:t xml:space="preserve"> perspective. </w:t>
-      </w:r>
-      <w:proofErr w:type="spellStart"/>
-      <w:r>
-        <w:rPr>
-          <w:rFonts w:ascii="Times New Roman" w:eastAsia="Times New Roman" w:hAnsi="Times New Roman" w:cs="Times New Roman"/>
-          <w:kern w:val="0"/>
-        </w:rPr>
-        <w:t>Cham</w:t>
-      </w:r>
-      <w:proofErr w:type="spellEnd"/>
-      <w:r>
-        <w:rPr>
-          <w:rFonts w:ascii="Times New Roman" w:eastAsia="Times New Roman" w:hAnsi="Times New Roman" w:cs="Times New Roman"/>
-          <w:kern w:val="0"/>
-        </w:rPr>
-        <w:t>: Springer, 2016.</w:t>
+          <w:lang w:val="en-US"/>
+        </w:rPr>
+      </w:pPr>
+      <w:r>
+        <w:rPr>
+          <w:rFonts w:ascii="Times New Roman" w:eastAsia="Times New Roman" w:hAnsi="Times New Roman" w:cs="Times New Roman"/>
+          <w:kern w:val="0"/>
+        </w:rPr>
+        <w:t xml:space="preserve">AICHHOLZER, Georg; KUBICEK, Herbert. </w:t>
+      </w:r>
+      <w:r>
+        <w:rPr>
+          <w:rFonts w:ascii="Times New Roman" w:eastAsia="Times New Roman" w:hAnsi="Times New Roman" w:cs="Times New Roman"/>
+          <w:kern w:val="0"/>
+          <w:lang w:val="en-US"/>
+        </w:rPr>
+        <w:t>E-government and e-participation: the European perspective. Cham: Springer, 2016.</w:t>
       </w:r>
     </w:p>
     <w:p>
@@ -1598,316 +1385,32 @@
         <w:rPr>
           <w:rFonts w:ascii="Times New Roman" w:eastAsia="Times New Roman" w:hAnsi="Times New Roman" w:cs="Times New Roman"/>
           <w:kern w:val="0"/>
-        </w:rPr>
-      </w:pPr>
-      <w:r>
-        <w:rPr>
-          <w:rFonts w:ascii="Times New Roman" w:eastAsia="Times New Roman" w:hAnsi="Times New Roman" w:cs="Times New Roman"/>
-          <w:kern w:val="0"/>
-        </w:rPr>
-        <w:t xml:space="preserve">BENDER, Emily M. et al. </w:t>
+          <w:lang w:val="en-US"/>
+        </w:rPr>
+      </w:pPr>
+      <w:r>
+        <w:rPr>
+          <w:rFonts w:ascii="Times New Roman" w:eastAsia="Times New Roman" w:hAnsi="Times New Roman" w:cs="Times New Roman"/>
+          <w:kern w:val="0"/>
+          <w:lang w:val="en-US"/>
+        </w:rPr>
+        <w:t>BENDER, Emily M. et al. On the dangers of stochastic parrots: can language models be too big? In: Proceedings of the 2021 ACM Conference on Fairness, Accountability, and Transparency (</w:t>
       </w:r>
       <w:proofErr w:type="spellStart"/>
       <w:r>
         <w:rPr>
           <w:rFonts w:ascii="Times New Roman" w:eastAsia="Times New Roman" w:hAnsi="Times New Roman" w:cs="Times New Roman"/>
           <w:kern w:val="0"/>
-        </w:rPr>
-        <w:t>On</w:t>
+          <w:lang w:val="en-US"/>
+        </w:rPr>
+        <w:t>FAccT</w:t>
       </w:r>
       <w:proofErr w:type="spellEnd"/>
       <w:r>
         <w:rPr>
           <w:rFonts w:ascii="Times New Roman" w:eastAsia="Times New Roman" w:hAnsi="Times New Roman" w:cs="Times New Roman"/>
           <w:kern w:val="0"/>
-        </w:rPr>
-        <w:t xml:space="preserve"> </w:t>
-      </w:r>
-      <w:proofErr w:type="spellStart"/>
-      <w:r>
-        <w:rPr>
-          <w:rFonts w:ascii="Times New Roman" w:eastAsia="Times New Roman" w:hAnsi="Times New Roman" w:cs="Times New Roman"/>
-          <w:kern w:val="0"/>
-        </w:rPr>
-        <w:t>the</w:t>
-      </w:r>
-      <w:proofErr w:type="spellEnd"/>
-      <w:r>
-        <w:rPr>
-          <w:rFonts w:ascii="Times New Roman" w:eastAsia="Times New Roman" w:hAnsi="Times New Roman" w:cs="Times New Roman"/>
-          <w:kern w:val="0"/>
-        </w:rPr>
-        <w:t xml:space="preserve"> </w:t>
-      </w:r>
-      <w:proofErr w:type="spellStart"/>
-      <w:r>
-        <w:rPr>
-          <w:rFonts w:ascii="Times New Roman" w:eastAsia="Times New Roman" w:hAnsi="Times New Roman" w:cs="Times New Roman"/>
-          <w:kern w:val="0"/>
-        </w:rPr>
-        <w:t>dangers</w:t>
-      </w:r>
-      <w:proofErr w:type="spellEnd"/>
-      <w:r>
-        <w:rPr>
-          <w:rFonts w:ascii="Times New Roman" w:eastAsia="Times New Roman" w:hAnsi="Times New Roman" w:cs="Times New Roman"/>
-          <w:kern w:val="0"/>
-        </w:rPr>
-        <w:t xml:space="preserve"> </w:t>
-      </w:r>
-      <w:proofErr w:type="spellStart"/>
-      <w:r>
-        <w:rPr>
-          <w:rFonts w:ascii="Times New Roman" w:eastAsia="Times New Roman" w:hAnsi="Times New Roman" w:cs="Times New Roman"/>
-          <w:kern w:val="0"/>
-        </w:rPr>
-        <w:t>of</w:t>
-      </w:r>
-      <w:proofErr w:type="spellEnd"/>
-      <w:r>
-        <w:rPr>
-          <w:rFonts w:ascii="Times New Roman" w:eastAsia="Times New Roman" w:hAnsi="Times New Roman" w:cs="Times New Roman"/>
-          <w:kern w:val="0"/>
-        </w:rPr>
-        <w:t xml:space="preserve"> </w:t>
-      </w:r>
-      <w:proofErr w:type="spellStart"/>
-      <w:r>
-        <w:rPr>
-          <w:rFonts w:ascii="Times New Roman" w:eastAsia="Times New Roman" w:hAnsi="Times New Roman" w:cs="Times New Roman"/>
-          <w:kern w:val="0"/>
-        </w:rPr>
-        <w:t>stochastic</w:t>
-      </w:r>
-      <w:proofErr w:type="spellEnd"/>
-      <w:r>
-        <w:rPr>
-          <w:rFonts w:ascii="Times New Roman" w:eastAsia="Times New Roman" w:hAnsi="Times New Roman" w:cs="Times New Roman"/>
-          <w:kern w:val="0"/>
-        </w:rPr>
-        <w:t xml:space="preserve"> </w:t>
-      </w:r>
-      <w:proofErr w:type="spellStart"/>
-      <w:r>
-        <w:rPr>
-          <w:rFonts w:ascii="Times New Roman" w:eastAsia="Times New Roman" w:hAnsi="Times New Roman" w:cs="Times New Roman"/>
-          <w:kern w:val="0"/>
-        </w:rPr>
-        <w:t>parrots</w:t>
-      </w:r>
-      <w:proofErr w:type="spellEnd"/>
-      <w:r>
-        <w:rPr>
-          <w:rFonts w:ascii="Times New Roman" w:eastAsia="Times New Roman" w:hAnsi="Times New Roman" w:cs="Times New Roman"/>
-          <w:kern w:val="0"/>
-        </w:rPr>
-        <w:t xml:space="preserve">: </w:t>
-      </w:r>
-      <w:proofErr w:type="spellStart"/>
-      <w:r>
-        <w:rPr>
-          <w:rFonts w:ascii="Times New Roman" w:eastAsia="Times New Roman" w:hAnsi="Times New Roman" w:cs="Times New Roman"/>
-          <w:kern w:val="0"/>
-        </w:rPr>
-        <w:t>can</w:t>
-      </w:r>
-      <w:proofErr w:type="spellEnd"/>
-      <w:r>
-        <w:rPr>
-          <w:rFonts w:ascii="Times New Roman" w:eastAsia="Times New Roman" w:hAnsi="Times New Roman" w:cs="Times New Roman"/>
-          <w:kern w:val="0"/>
-        </w:rPr>
-        <w:t xml:space="preserve"> </w:t>
-      </w:r>
-      <w:proofErr w:type="spellStart"/>
-      <w:r>
-        <w:rPr>
-          <w:rFonts w:ascii="Times New Roman" w:eastAsia="Times New Roman" w:hAnsi="Times New Roman" w:cs="Times New Roman"/>
-          <w:kern w:val="0"/>
-        </w:rPr>
-        <w:t>language</w:t>
-      </w:r>
-      <w:proofErr w:type="spellEnd"/>
-      <w:r>
-        <w:rPr>
-          <w:rFonts w:ascii="Times New Roman" w:eastAsia="Times New Roman" w:hAnsi="Times New Roman" w:cs="Times New Roman"/>
-          <w:kern w:val="0"/>
-        </w:rPr>
-        <w:t xml:space="preserve"> models </w:t>
-      </w:r>
-      <w:proofErr w:type="spellStart"/>
-      <w:r>
-        <w:rPr>
-          <w:rFonts w:ascii="Times New Roman" w:eastAsia="Times New Roman" w:hAnsi="Times New Roman" w:cs="Times New Roman"/>
-          <w:kern w:val="0"/>
-        </w:rPr>
-        <w:t>be</w:t>
-      </w:r>
-      <w:proofErr w:type="spellEnd"/>
-      <w:r>
-        <w:rPr>
-          <w:rFonts w:ascii="Times New Roman" w:eastAsia="Times New Roman" w:hAnsi="Times New Roman" w:cs="Times New Roman"/>
-          <w:kern w:val="0"/>
-        </w:rPr>
-        <w:t xml:space="preserve"> too big? In: </w:t>
-      </w:r>
-      <w:proofErr w:type="spellStart"/>
-      <w:r>
-        <w:rPr>
-          <w:rFonts w:ascii="Times New Roman" w:eastAsia="Times New Roman" w:hAnsi="Times New Roman" w:cs="Times New Roman"/>
-          <w:kern w:val="0"/>
-        </w:rPr>
-        <w:t>Proceedings</w:t>
-      </w:r>
-      <w:proofErr w:type="spellEnd"/>
-      <w:r>
-        <w:rPr>
-          <w:rFonts w:ascii="Times New Roman" w:eastAsia="Times New Roman" w:hAnsi="Times New Roman" w:cs="Times New Roman"/>
-          <w:kern w:val="0"/>
-        </w:rPr>
-        <w:t xml:space="preserve"> </w:t>
-      </w:r>
-      <w:proofErr w:type="spellStart"/>
-      <w:r>
-        <w:rPr>
-          <w:rFonts w:ascii="Times New Roman" w:eastAsia="Times New Roman" w:hAnsi="Times New Roman" w:cs="Times New Roman"/>
-          <w:kern w:val="0"/>
-        </w:rPr>
-        <w:t>of</w:t>
-      </w:r>
-      <w:proofErr w:type="spellEnd"/>
-      <w:r>
-        <w:rPr>
-          <w:rFonts w:ascii="Times New Roman" w:eastAsia="Times New Roman" w:hAnsi="Times New Roman" w:cs="Times New Roman"/>
-          <w:kern w:val="0"/>
-        </w:rPr>
-        <w:t xml:space="preserve"> </w:t>
-      </w:r>
-      <w:proofErr w:type="spellStart"/>
-      <w:r>
-        <w:rPr>
-          <w:rFonts w:ascii="Times New Roman" w:eastAsia="Times New Roman" w:hAnsi="Times New Roman" w:cs="Times New Roman"/>
-          <w:kern w:val="0"/>
-        </w:rPr>
-        <w:t>the</w:t>
-      </w:r>
-      <w:proofErr w:type="spellEnd"/>
-      <w:r>
-        <w:rPr>
-          <w:rFonts w:ascii="Times New Roman" w:eastAsia="Times New Roman" w:hAnsi="Times New Roman" w:cs="Times New Roman"/>
-          <w:kern w:val="0"/>
-        </w:rPr>
-        <w:t xml:space="preserve"> 2021 ACM </w:t>
-      </w:r>
-      <w:proofErr w:type="spellStart"/>
-      <w:r>
-        <w:rPr>
-          <w:rFonts w:ascii="Times New Roman" w:eastAsia="Times New Roman" w:hAnsi="Times New Roman" w:cs="Times New Roman"/>
-          <w:kern w:val="0"/>
-        </w:rPr>
-        <w:t>Conference</w:t>
-      </w:r>
-      <w:proofErr w:type="spellEnd"/>
-      <w:r>
-        <w:rPr>
-          <w:rFonts w:ascii="Times New Roman" w:eastAsia="Times New Roman" w:hAnsi="Times New Roman" w:cs="Times New Roman"/>
-          <w:kern w:val="0"/>
-        </w:rPr>
-        <w:t xml:space="preserve"> </w:t>
-      </w:r>
-      <w:proofErr w:type="spellStart"/>
-      <w:r>
-        <w:rPr>
-          <w:rFonts w:ascii="Times New Roman" w:eastAsia="Times New Roman" w:hAnsi="Times New Roman" w:cs="Times New Roman"/>
-          <w:kern w:val="0"/>
-        </w:rPr>
-        <w:t>on</w:t>
-      </w:r>
-      <w:proofErr w:type="spellEnd"/>
-      <w:r>
-        <w:rPr>
-          <w:rFonts w:ascii="Times New Roman" w:eastAsia="Times New Roman" w:hAnsi="Times New Roman" w:cs="Times New Roman"/>
-          <w:kern w:val="0"/>
-        </w:rPr>
-        <w:t xml:space="preserve"> </w:t>
-      </w:r>
-      <w:proofErr w:type="spellStart"/>
-      <w:r>
-        <w:rPr>
-          <w:rFonts w:ascii="Times New Roman" w:eastAsia="Times New Roman" w:hAnsi="Times New Roman" w:cs="Times New Roman"/>
-          <w:kern w:val="0"/>
-        </w:rPr>
-        <w:t>Fairness</w:t>
-      </w:r>
-      <w:proofErr w:type="spellEnd"/>
-      <w:r>
-        <w:rPr>
-          <w:rFonts w:ascii="Times New Roman" w:eastAsia="Times New Roman" w:hAnsi="Times New Roman" w:cs="Times New Roman"/>
-          <w:kern w:val="0"/>
-        </w:rPr>
-        <w:t xml:space="preserve">, </w:t>
-      </w:r>
-      <w:proofErr w:type="spellStart"/>
-      <w:r>
-        <w:rPr>
-          <w:rFonts w:ascii="Times New Roman" w:eastAsia="Times New Roman" w:hAnsi="Times New Roman" w:cs="Times New Roman"/>
-          <w:kern w:val="0"/>
-        </w:rPr>
-        <w:t>Accountability</w:t>
-      </w:r>
-      <w:proofErr w:type="spellEnd"/>
-      <w:r>
-        <w:rPr>
-          <w:rFonts w:ascii="Times New Roman" w:eastAsia="Times New Roman" w:hAnsi="Times New Roman" w:cs="Times New Roman"/>
-          <w:kern w:val="0"/>
-        </w:rPr>
-        <w:t xml:space="preserve">, </w:t>
-      </w:r>
-      <w:proofErr w:type="spellStart"/>
-      <w:r>
-        <w:rPr>
-          <w:rFonts w:ascii="Times New Roman" w:eastAsia="Times New Roman" w:hAnsi="Times New Roman" w:cs="Times New Roman"/>
-          <w:kern w:val="0"/>
-        </w:rPr>
-        <w:t>and</w:t>
-      </w:r>
-      <w:proofErr w:type="spellEnd"/>
-      <w:r>
-        <w:rPr>
-          <w:rFonts w:ascii="Times New Roman" w:eastAsia="Times New Roman" w:hAnsi="Times New Roman" w:cs="Times New Roman"/>
-          <w:kern w:val="0"/>
-        </w:rPr>
-        <w:t xml:space="preserve"> </w:t>
-      </w:r>
-      <w:proofErr w:type="spellStart"/>
-      <w:r>
-        <w:rPr>
-          <w:rFonts w:ascii="Times New Roman" w:eastAsia="Times New Roman" w:hAnsi="Times New Roman" w:cs="Times New Roman"/>
-          <w:kern w:val="0"/>
-        </w:rPr>
-        <w:t>Transparency</w:t>
-      </w:r>
-      <w:proofErr w:type="spellEnd"/>
-      <w:r>
-        <w:rPr>
-          <w:rFonts w:ascii="Times New Roman" w:eastAsia="Times New Roman" w:hAnsi="Times New Roman" w:cs="Times New Roman"/>
-          <w:kern w:val="0"/>
-        </w:rPr>
-        <w:t xml:space="preserve"> (</w:t>
-      </w:r>
-      <w:proofErr w:type="spellStart"/>
-      <w:r>
-        <w:rPr>
-          <w:rFonts w:ascii="Times New Roman" w:eastAsia="Times New Roman" w:hAnsi="Times New Roman" w:cs="Times New Roman"/>
-          <w:kern w:val="0"/>
-        </w:rPr>
-        <w:t>FAccT</w:t>
-      </w:r>
-      <w:proofErr w:type="spellEnd"/>
-      <w:r>
-        <w:rPr>
-          <w:rFonts w:ascii="Times New Roman" w:eastAsia="Times New Roman" w:hAnsi="Times New Roman" w:cs="Times New Roman"/>
-          <w:kern w:val="0"/>
+          <w:lang w:val="en-US"/>
         </w:rPr>
         <w:t xml:space="preserve"> ’21). New York: ACM, 2021. p. 610–623.</w:t>
       </w:r>
@@ -1922,158 +1425,35 @@
         <w:rPr>
           <w:rFonts w:ascii="Times New Roman" w:eastAsia="Times New Roman" w:hAnsi="Times New Roman" w:cs="Times New Roman"/>
           <w:kern w:val="0"/>
-        </w:rPr>
-      </w:pPr>
-      <w:r>
-        <w:rPr>
-          <w:rFonts w:ascii="Times New Roman" w:eastAsia="Times New Roman" w:hAnsi="Times New Roman" w:cs="Times New Roman"/>
-          <w:kern w:val="0"/>
-        </w:rPr>
-        <w:t xml:space="preserve">BROWN, Tom B. et al. </w:t>
+          <w:lang w:val="en-US"/>
+        </w:rPr>
+      </w:pPr>
+      <w:r>
+        <w:rPr>
+          <w:rFonts w:ascii="Times New Roman" w:eastAsia="Times New Roman" w:hAnsi="Times New Roman" w:cs="Times New Roman"/>
+          <w:kern w:val="0"/>
+          <w:lang w:val="en-US"/>
+        </w:rPr>
+        <w:lastRenderedPageBreak/>
+        <w:t>BROWN, Tom B. et al. Language models are few-shot learners. In: Advances in Neural Information Processing Systems (</w:t>
       </w:r>
       <w:proofErr w:type="spellStart"/>
       <w:r>
         <w:rPr>
           <w:rFonts w:ascii="Times New Roman" w:eastAsia="Times New Roman" w:hAnsi="Times New Roman" w:cs="Times New Roman"/>
           <w:kern w:val="0"/>
-        </w:rPr>
-        <w:t>Language</w:t>
+          <w:lang w:val="en-US"/>
+        </w:rPr>
+        <w:t>NeurIPS</w:t>
       </w:r>
       <w:proofErr w:type="spellEnd"/>
       <w:r>
         <w:rPr>
           <w:rFonts w:ascii="Times New Roman" w:eastAsia="Times New Roman" w:hAnsi="Times New Roman" w:cs="Times New Roman"/>
           <w:kern w:val="0"/>
-        </w:rPr>
-        <w:t xml:space="preserve"> models are </w:t>
-      </w:r>
-      <w:proofErr w:type="spellStart"/>
-      <w:r>
-        <w:rPr>
-          <w:rFonts w:ascii="Times New Roman" w:eastAsia="Times New Roman" w:hAnsi="Times New Roman" w:cs="Times New Roman"/>
-          <w:kern w:val="0"/>
-        </w:rPr>
-        <w:t>few</w:t>
-      </w:r>
-      <w:proofErr w:type="spellEnd"/>
-      <w:r>
-        <w:rPr>
-          <w:rFonts w:ascii="Times New Roman" w:eastAsia="Times New Roman" w:hAnsi="Times New Roman" w:cs="Times New Roman"/>
-          <w:kern w:val="0"/>
-        </w:rPr>
-        <w:t xml:space="preserve">-shot </w:t>
-      </w:r>
-      <w:proofErr w:type="spellStart"/>
-      <w:r>
-        <w:rPr>
-          <w:rFonts w:ascii="Times New Roman" w:eastAsia="Times New Roman" w:hAnsi="Times New Roman" w:cs="Times New Roman"/>
-          <w:kern w:val="0"/>
-        </w:rPr>
-        <w:t>learners</w:t>
-      </w:r>
-      <w:proofErr w:type="spellEnd"/>
-      <w:r>
-        <w:rPr>
-          <w:rFonts w:ascii="Times New Roman" w:eastAsia="Times New Roman" w:hAnsi="Times New Roman" w:cs="Times New Roman"/>
-          <w:kern w:val="0"/>
-        </w:rPr>
-        <w:t xml:space="preserve">. In: </w:t>
-      </w:r>
-      <w:proofErr w:type="spellStart"/>
-      <w:r>
-        <w:rPr>
-          <w:rFonts w:ascii="Times New Roman" w:eastAsia="Times New Roman" w:hAnsi="Times New Roman" w:cs="Times New Roman"/>
-          <w:kern w:val="0"/>
-        </w:rPr>
-        <w:t>Advances</w:t>
-      </w:r>
-      <w:proofErr w:type="spellEnd"/>
-      <w:r>
-        <w:rPr>
-          <w:rFonts w:ascii="Times New Roman" w:eastAsia="Times New Roman" w:hAnsi="Times New Roman" w:cs="Times New Roman"/>
-          <w:kern w:val="0"/>
-        </w:rPr>
-        <w:t xml:space="preserve"> in Neural </w:t>
-      </w:r>
-      <w:proofErr w:type="spellStart"/>
-      <w:r>
-        <w:rPr>
-          <w:rFonts w:ascii="Times New Roman" w:eastAsia="Times New Roman" w:hAnsi="Times New Roman" w:cs="Times New Roman"/>
-          <w:kern w:val="0"/>
-        </w:rPr>
-        <w:t>Information</w:t>
-      </w:r>
-      <w:proofErr w:type="spellEnd"/>
-      <w:r>
-        <w:rPr>
-          <w:rFonts w:ascii="Times New Roman" w:eastAsia="Times New Roman" w:hAnsi="Times New Roman" w:cs="Times New Roman"/>
-          <w:kern w:val="0"/>
-        </w:rPr>
-        <w:t xml:space="preserve"> </w:t>
-      </w:r>
-      <w:proofErr w:type="spellStart"/>
-      <w:r>
-        <w:rPr>
-          <w:rFonts w:ascii="Times New Roman" w:eastAsia="Times New Roman" w:hAnsi="Times New Roman" w:cs="Times New Roman"/>
-          <w:kern w:val="0"/>
-        </w:rPr>
-        <w:t>Processing</w:t>
-      </w:r>
-      <w:proofErr w:type="spellEnd"/>
-      <w:r>
-        <w:rPr>
-          <w:rFonts w:ascii="Times New Roman" w:eastAsia="Times New Roman" w:hAnsi="Times New Roman" w:cs="Times New Roman"/>
-          <w:kern w:val="0"/>
-        </w:rPr>
-        <w:t xml:space="preserve"> Systems (</w:t>
-      </w:r>
-      <w:proofErr w:type="spellStart"/>
-      <w:r>
-        <w:rPr>
-          <w:rFonts w:ascii="Times New Roman" w:eastAsia="Times New Roman" w:hAnsi="Times New Roman" w:cs="Times New Roman"/>
-          <w:kern w:val="0"/>
-        </w:rPr>
-        <w:t>NeurIPS</w:t>
-      </w:r>
-      <w:proofErr w:type="spellEnd"/>
-      <w:r>
-        <w:rPr>
-          <w:rFonts w:ascii="Times New Roman" w:eastAsia="Times New Roman" w:hAnsi="Times New Roman" w:cs="Times New Roman"/>
-          <w:kern w:val="0"/>
-        </w:rPr>
-        <w:t xml:space="preserve">). </w:t>
-      </w:r>
-      <w:proofErr w:type="spellStart"/>
-      <w:r>
-        <w:rPr>
-          <w:rFonts w:ascii="Times New Roman" w:eastAsia="Times New Roman" w:hAnsi="Times New Roman" w:cs="Times New Roman"/>
-          <w:kern w:val="0"/>
-        </w:rPr>
-        <w:t>Red</w:t>
-      </w:r>
-      <w:proofErr w:type="spellEnd"/>
-      <w:r>
-        <w:rPr>
-          <w:rFonts w:ascii="Times New Roman" w:eastAsia="Times New Roman" w:hAnsi="Times New Roman" w:cs="Times New Roman"/>
-          <w:kern w:val="0"/>
-        </w:rPr>
-        <w:t xml:space="preserve"> Hook: </w:t>
-      </w:r>
-      <w:proofErr w:type="spellStart"/>
-      <w:r>
-        <w:rPr>
-          <w:rFonts w:ascii="Times New Roman" w:eastAsia="Times New Roman" w:hAnsi="Times New Roman" w:cs="Times New Roman"/>
-          <w:kern w:val="0"/>
-        </w:rPr>
-        <w:t>Curran</w:t>
-      </w:r>
-      <w:proofErr w:type="spellEnd"/>
-      <w:r>
-        <w:rPr>
-          <w:rFonts w:ascii="Times New Roman" w:eastAsia="Times New Roman" w:hAnsi="Times New Roman" w:cs="Times New Roman"/>
-          <w:kern w:val="0"/>
-        </w:rPr>
-        <w:t xml:space="preserve"> Associates, 2020. v. 33, p. 1877–1901.</w:t>
+          <w:lang w:val="en-US"/>
+        </w:rPr>
+        <w:t>). Red Hook: Curran Associates, 2020. v. 33, p. 1877–1901.</w:t>
       </w:r>
     </w:p>
     <w:p>
@@ -2086,142 +1466,16 @@
         <w:rPr>
           <w:rFonts w:ascii="Times New Roman" w:eastAsia="Times New Roman" w:hAnsi="Times New Roman" w:cs="Times New Roman"/>
           <w:kern w:val="0"/>
-        </w:rPr>
-      </w:pPr>
-      <w:r>
-        <w:rPr>
-          <w:rFonts w:ascii="Times New Roman" w:eastAsia="Times New Roman" w:hAnsi="Times New Roman" w:cs="Times New Roman"/>
-          <w:kern w:val="0"/>
-        </w:rPr>
-        <w:t xml:space="preserve">COLEMAN, Stephen; SHANE, Peter M. </w:t>
-      </w:r>
-      <w:proofErr w:type="spellStart"/>
-      <w:r>
-        <w:rPr>
-          <w:rFonts w:ascii="Times New Roman" w:eastAsia="Times New Roman" w:hAnsi="Times New Roman" w:cs="Times New Roman"/>
-          <w:kern w:val="0"/>
-        </w:rPr>
-        <w:t>Connecting</w:t>
-      </w:r>
-      <w:proofErr w:type="spellEnd"/>
-      <w:r>
-        <w:rPr>
-          <w:rFonts w:ascii="Times New Roman" w:eastAsia="Times New Roman" w:hAnsi="Times New Roman" w:cs="Times New Roman"/>
-          <w:kern w:val="0"/>
-        </w:rPr>
-        <w:t xml:space="preserve"> </w:t>
-      </w:r>
-      <w:proofErr w:type="spellStart"/>
-      <w:r>
-        <w:rPr>
-          <w:rFonts w:ascii="Times New Roman" w:eastAsia="Times New Roman" w:hAnsi="Times New Roman" w:cs="Times New Roman"/>
-          <w:kern w:val="0"/>
-        </w:rPr>
-        <w:t>democracy</w:t>
-      </w:r>
-      <w:proofErr w:type="spellEnd"/>
-      <w:r>
-        <w:rPr>
-          <w:rFonts w:ascii="Times New Roman" w:eastAsia="Times New Roman" w:hAnsi="Times New Roman" w:cs="Times New Roman"/>
-          <w:kern w:val="0"/>
-        </w:rPr>
-        <w:t xml:space="preserve">: online </w:t>
-      </w:r>
-      <w:proofErr w:type="spellStart"/>
-      <w:r>
-        <w:rPr>
-          <w:rFonts w:ascii="Times New Roman" w:eastAsia="Times New Roman" w:hAnsi="Times New Roman" w:cs="Times New Roman"/>
-          <w:kern w:val="0"/>
-        </w:rPr>
-        <w:t>consultation</w:t>
-      </w:r>
-      <w:proofErr w:type="spellEnd"/>
-      <w:r>
-        <w:rPr>
-          <w:rFonts w:ascii="Times New Roman" w:eastAsia="Times New Roman" w:hAnsi="Times New Roman" w:cs="Times New Roman"/>
-          <w:kern w:val="0"/>
-        </w:rPr>
-        <w:t xml:space="preserve"> </w:t>
-      </w:r>
-      <w:proofErr w:type="spellStart"/>
-      <w:r>
-        <w:rPr>
-          <w:rFonts w:ascii="Times New Roman" w:eastAsia="Times New Roman" w:hAnsi="Times New Roman" w:cs="Times New Roman"/>
-          <w:kern w:val="0"/>
-        </w:rPr>
-        <w:t>and</w:t>
-      </w:r>
-      <w:proofErr w:type="spellEnd"/>
-      <w:r>
-        <w:rPr>
-          <w:rFonts w:ascii="Times New Roman" w:eastAsia="Times New Roman" w:hAnsi="Times New Roman" w:cs="Times New Roman"/>
-          <w:kern w:val="0"/>
-        </w:rPr>
-        <w:t xml:space="preserve"> </w:t>
-      </w:r>
-      <w:proofErr w:type="spellStart"/>
-      <w:r>
-        <w:rPr>
-          <w:rFonts w:ascii="Times New Roman" w:eastAsia="Times New Roman" w:hAnsi="Times New Roman" w:cs="Times New Roman"/>
-          <w:kern w:val="0"/>
-        </w:rPr>
-        <w:t>the</w:t>
-      </w:r>
-      <w:proofErr w:type="spellEnd"/>
-      <w:r>
-        <w:rPr>
-          <w:rFonts w:ascii="Times New Roman" w:eastAsia="Times New Roman" w:hAnsi="Times New Roman" w:cs="Times New Roman"/>
-          <w:kern w:val="0"/>
-        </w:rPr>
-        <w:t xml:space="preserve"> </w:t>
-      </w:r>
-      <w:proofErr w:type="spellStart"/>
-      <w:r>
-        <w:rPr>
-          <w:rFonts w:ascii="Times New Roman" w:eastAsia="Times New Roman" w:hAnsi="Times New Roman" w:cs="Times New Roman"/>
-          <w:kern w:val="0"/>
-        </w:rPr>
-        <w:t>flow</w:t>
-      </w:r>
-      <w:proofErr w:type="spellEnd"/>
-      <w:r>
-        <w:rPr>
-          <w:rFonts w:ascii="Times New Roman" w:eastAsia="Times New Roman" w:hAnsi="Times New Roman" w:cs="Times New Roman"/>
-          <w:kern w:val="0"/>
-        </w:rPr>
-        <w:t xml:space="preserve"> </w:t>
-      </w:r>
-      <w:proofErr w:type="spellStart"/>
-      <w:r>
-        <w:rPr>
-          <w:rFonts w:ascii="Times New Roman" w:eastAsia="Times New Roman" w:hAnsi="Times New Roman" w:cs="Times New Roman"/>
-          <w:kern w:val="0"/>
-        </w:rPr>
-        <w:t>of</w:t>
-      </w:r>
-      <w:proofErr w:type="spellEnd"/>
-      <w:r>
-        <w:rPr>
-          <w:rFonts w:ascii="Times New Roman" w:eastAsia="Times New Roman" w:hAnsi="Times New Roman" w:cs="Times New Roman"/>
-          <w:kern w:val="0"/>
-        </w:rPr>
-        <w:t xml:space="preserve"> </w:t>
-      </w:r>
-      <w:proofErr w:type="spellStart"/>
-      <w:r>
-        <w:rPr>
-          <w:rFonts w:ascii="Times New Roman" w:eastAsia="Times New Roman" w:hAnsi="Times New Roman" w:cs="Times New Roman"/>
-          <w:kern w:val="0"/>
-        </w:rPr>
-        <w:t>political</w:t>
-      </w:r>
-      <w:proofErr w:type="spellEnd"/>
-      <w:r>
-        <w:rPr>
-          <w:rFonts w:ascii="Times New Roman" w:eastAsia="Times New Roman" w:hAnsi="Times New Roman" w:cs="Times New Roman"/>
-          <w:kern w:val="0"/>
-        </w:rPr>
-        <w:t xml:space="preserve"> communication. Cambridge: MIT Press, 2012.</w:t>
+          <w:lang w:val="en-US"/>
+        </w:rPr>
+      </w:pPr>
+      <w:r>
+        <w:rPr>
+          <w:rFonts w:ascii="Times New Roman" w:eastAsia="Times New Roman" w:hAnsi="Times New Roman" w:cs="Times New Roman"/>
+          <w:kern w:val="0"/>
+          <w:lang w:val="en-US"/>
+        </w:rPr>
+        <w:t>COLEMAN, Stephen; SHANE, Peter M. Connecting democracy: online consultation and the flow of political communication. Cambridge: MIT Press, 2012.</w:t>
       </w:r>
     </w:p>
     <w:p>
@@ -2234,271 +1488,16 @@
         <w:rPr>
           <w:rFonts w:ascii="Times New Roman" w:eastAsia="Times New Roman" w:hAnsi="Times New Roman" w:cs="Times New Roman"/>
           <w:kern w:val="0"/>
-        </w:rPr>
-      </w:pPr>
-      <w:r>
-        <w:rPr>
-          <w:rFonts w:ascii="Times New Roman" w:eastAsia="Times New Roman" w:hAnsi="Times New Roman" w:cs="Times New Roman"/>
-          <w:kern w:val="0"/>
-        </w:rPr>
-        <w:lastRenderedPageBreak/>
-        <w:t xml:space="preserve">FUNG, </w:t>
-      </w:r>
-      <w:proofErr w:type="spellStart"/>
-      <w:r>
-        <w:rPr>
-          <w:rFonts w:ascii="Times New Roman" w:eastAsia="Times New Roman" w:hAnsi="Times New Roman" w:cs="Times New Roman"/>
-          <w:kern w:val="0"/>
-        </w:rPr>
-        <w:t>Archon</w:t>
-      </w:r>
-      <w:proofErr w:type="spellEnd"/>
-      <w:r>
-        <w:rPr>
-          <w:rFonts w:ascii="Times New Roman" w:eastAsia="Times New Roman" w:hAnsi="Times New Roman" w:cs="Times New Roman"/>
-          <w:kern w:val="0"/>
-        </w:rPr>
-        <w:t xml:space="preserve">. </w:t>
-      </w:r>
-      <w:proofErr w:type="spellStart"/>
-      <w:r>
-        <w:rPr>
-          <w:rFonts w:ascii="Times New Roman" w:eastAsia="Times New Roman" w:hAnsi="Times New Roman" w:cs="Times New Roman"/>
-          <w:kern w:val="0"/>
-        </w:rPr>
-        <w:t>Putting</w:t>
-      </w:r>
-      <w:proofErr w:type="spellEnd"/>
-      <w:r>
-        <w:rPr>
-          <w:rFonts w:ascii="Times New Roman" w:eastAsia="Times New Roman" w:hAnsi="Times New Roman" w:cs="Times New Roman"/>
-          <w:kern w:val="0"/>
-        </w:rPr>
-        <w:t xml:space="preserve"> </w:t>
-      </w:r>
-      <w:proofErr w:type="spellStart"/>
-      <w:r>
-        <w:rPr>
-          <w:rFonts w:ascii="Times New Roman" w:eastAsia="Times New Roman" w:hAnsi="Times New Roman" w:cs="Times New Roman"/>
-          <w:kern w:val="0"/>
-        </w:rPr>
-        <w:t>the</w:t>
-      </w:r>
-      <w:proofErr w:type="spellEnd"/>
-      <w:r>
-        <w:rPr>
-          <w:rFonts w:ascii="Times New Roman" w:eastAsia="Times New Roman" w:hAnsi="Times New Roman" w:cs="Times New Roman"/>
-          <w:kern w:val="0"/>
-        </w:rPr>
-        <w:t xml:space="preserve"> </w:t>
-      </w:r>
-      <w:proofErr w:type="spellStart"/>
-      <w:r>
-        <w:rPr>
-          <w:rFonts w:ascii="Times New Roman" w:eastAsia="Times New Roman" w:hAnsi="Times New Roman" w:cs="Times New Roman"/>
-          <w:kern w:val="0"/>
-        </w:rPr>
-        <w:t>public</w:t>
-      </w:r>
-      <w:proofErr w:type="spellEnd"/>
-      <w:r>
-        <w:rPr>
-          <w:rFonts w:ascii="Times New Roman" w:eastAsia="Times New Roman" w:hAnsi="Times New Roman" w:cs="Times New Roman"/>
-          <w:kern w:val="0"/>
-        </w:rPr>
-        <w:t xml:space="preserve"> </w:t>
-      </w:r>
-      <w:proofErr w:type="spellStart"/>
-      <w:r>
-        <w:rPr>
-          <w:rFonts w:ascii="Times New Roman" w:eastAsia="Times New Roman" w:hAnsi="Times New Roman" w:cs="Times New Roman"/>
-          <w:kern w:val="0"/>
-        </w:rPr>
-        <w:t>back</w:t>
-      </w:r>
-      <w:proofErr w:type="spellEnd"/>
-      <w:r>
-        <w:rPr>
-          <w:rFonts w:ascii="Times New Roman" w:eastAsia="Times New Roman" w:hAnsi="Times New Roman" w:cs="Times New Roman"/>
-          <w:kern w:val="0"/>
-        </w:rPr>
-        <w:t xml:space="preserve"> </w:t>
-      </w:r>
-      <w:proofErr w:type="spellStart"/>
-      <w:r>
-        <w:rPr>
-          <w:rFonts w:ascii="Times New Roman" w:eastAsia="Times New Roman" w:hAnsi="Times New Roman" w:cs="Times New Roman"/>
-          <w:kern w:val="0"/>
-        </w:rPr>
-        <w:t>into</w:t>
-      </w:r>
-      <w:proofErr w:type="spellEnd"/>
-      <w:r>
-        <w:rPr>
-          <w:rFonts w:ascii="Times New Roman" w:eastAsia="Times New Roman" w:hAnsi="Times New Roman" w:cs="Times New Roman"/>
-          <w:kern w:val="0"/>
-        </w:rPr>
-        <w:t xml:space="preserve"> </w:t>
-      </w:r>
-      <w:proofErr w:type="spellStart"/>
-      <w:r>
-        <w:rPr>
-          <w:rFonts w:ascii="Times New Roman" w:eastAsia="Times New Roman" w:hAnsi="Times New Roman" w:cs="Times New Roman"/>
-          <w:kern w:val="0"/>
-        </w:rPr>
-        <w:t>governance</w:t>
-      </w:r>
-      <w:proofErr w:type="spellEnd"/>
-      <w:r>
-        <w:rPr>
-          <w:rFonts w:ascii="Times New Roman" w:eastAsia="Times New Roman" w:hAnsi="Times New Roman" w:cs="Times New Roman"/>
-          <w:kern w:val="0"/>
-        </w:rPr>
-        <w:t xml:space="preserve">: </w:t>
-      </w:r>
-      <w:proofErr w:type="spellStart"/>
-      <w:r>
-        <w:rPr>
-          <w:rFonts w:ascii="Times New Roman" w:eastAsia="Times New Roman" w:hAnsi="Times New Roman" w:cs="Times New Roman"/>
-          <w:kern w:val="0"/>
-        </w:rPr>
-        <w:t>the</w:t>
-      </w:r>
-      <w:proofErr w:type="spellEnd"/>
-      <w:r>
-        <w:rPr>
-          <w:rFonts w:ascii="Times New Roman" w:eastAsia="Times New Roman" w:hAnsi="Times New Roman" w:cs="Times New Roman"/>
-          <w:kern w:val="0"/>
-        </w:rPr>
-        <w:t xml:space="preserve"> </w:t>
-      </w:r>
-      <w:proofErr w:type="spellStart"/>
-      <w:r>
-        <w:rPr>
-          <w:rFonts w:ascii="Times New Roman" w:eastAsia="Times New Roman" w:hAnsi="Times New Roman" w:cs="Times New Roman"/>
-          <w:kern w:val="0"/>
-        </w:rPr>
-        <w:t>challenges</w:t>
-      </w:r>
-      <w:proofErr w:type="spellEnd"/>
-      <w:r>
-        <w:rPr>
-          <w:rFonts w:ascii="Times New Roman" w:eastAsia="Times New Roman" w:hAnsi="Times New Roman" w:cs="Times New Roman"/>
-          <w:kern w:val="0"/>
-        </w:rPr>
-        <w:t xml:space="preserve"> </w:t>
-      </w:r>
-      <w:proofErr w:type="spellStart"/>
-      <w:r>
-        <w:rPr>
-          <w:rFonts w:ascii="Times New Roman" w:eastAsia="Times New Roman" w:hAnsi="Times New Roman" w:cs="Times New Roman"/>
-          <w:kern w:val="0"/>
-        </w:rPr>
-        <w:t>of</w:t>
-      </w:r>
-      <w:proofErr w:type="spellEnd"/>
-      <w:r>
-        <w:rPr>
-          <w:rFonts w:ascii="Times New Roman" w:eastAsia="Times New Roman" w:hAnsi="Times New Roman" w:cs="Times New Roman"/>
-          <w:kern w:val="0"/>
-        </w:rPr>
-        <w:t xml:space="preserve"> </w:t>
-      </w:r>
-      <w:proofErr w:type="spellStart"/>
-      <w:r>
-        <w:rPr>
-          <w:rFonts w:ascii="Times New Roman" w:eastAsia="Times New Roman" w:hAnsi="Times New Roman" w:cs="Times New Roman"/>
-          <w:kern w:val="0"/>
-        </w:rPr>
-        <w:t>citizen</w:t>
-      </w:r>
-      <w:proofErr w:type="spellEnd"/>
-      <w:r>
-        <w:rPr>
-          <w:rFonts w:ascii="Times New Roman" w:eastAsia="Times New Roman" w:hAnsi="Times New Roman" w:cs="Times New Roman"/>
-          <w:kern w:val="0"/>
-        </w:rPr>
-        <w:t xml:space="preserve"> </w:t>
-      </w:r>
-      <w:proofErr w:type="spellStart"/>
-      <w:r>
-        <w:rPr>
-          <w:rFonts w:ascii="Times New Roman" w:eastAsia="Times New Roman" w:hAnsi="Times New Roman" w:cs="Times New Roman"/>
-          <w:kern w:val="0"/>
-        </w:rPr>
-        <w:t>participation</w:t>
-      </w:r>
-      <w:proofErr w:type="spellEnd"/>
-      <w:r>
-        <w:rPr>
-          <w:rFonts w:ascii="Times New Roman" w:eastAsia="Times New Roman" w:hAnsi="Times New Roman" w:cs="Times New Roman"/>
-          <w:kern w:val="0"/>
-        </w:rPr>
-        <w:t xml:space="preserve"> </w:t>
-      </w:r>
-      <w:proofErr w:type="spellStart"/>
-      <w:r>
-        <w:rPr>
-          <w:rFonts w:ascii="Times New Roman" w:eastAsia="Times New Roman" w:hAnsi="Times New Roman" w:cs="Times New Roman"/>
-          <w:kern w:val="0"/>
-        </w:rPr>
-        <w:t>and</w:t>
-      </w:r>
-      <w:proofErr w:type="spellEnd"/>
-      <w:r>
-        <w:rPr>
-          <w:rFonts w:ascii="Times New Roman" w:eastAsia="Times New Roman" w:hAnsi="Times New Roman" w:cs="Times New Roman"/>
-          <w:kern w:val="0"/>
-        </w:rPr>
-        <w:t xml:space="preserve"> its future. </w:t>
-      </w:r>
-      <w:proofErr w:type="spellStart"/>
-      <w:r>
-        <w:rPr>
-          <w:rFonts w:ascii="Times New Roman" w:eastAsia="Times New Roman" w:hAnsi="Times New Roman" w:cs="Times New Roman"/>
-          <w:kern w:val="0"/>
-        </w:rPr>
-        <w:t>Public</w:t>
-      </w:r>
-      <w:proofErr w:type="spellEnd"/>
-      <w:r>
-        <w:rPr>
-          <w:rFonts w:ascii="Times New Roman" w:eastAsia="Times New Roman" w:hAnsi="Times New Roman" w:cs="Times New Roman"/>
-          <w:kern w:val="0"/>
-        </w:rPr>
-        <w:t xml:space="preserve"> </w:t>
-      </w:r>
-      <w:proofErr w:type="spellStart"/>
-      <w:r>
-        <w:rPr>
-          <w:rFonts w:ascii="Times New Roman" w:eastAsia="Times New Roman" w:hAnsi="Times New Roman" w:cs="Times New Roman"/>
-          <w:kern w:val="0"/>
-        </w:rPr>
-        <w:t>Administration</w:t>
-      </w:r>
-      <w:proofErr w:type="spellEnd"/>
-      <w:r>
-        <w:rPr>
-          <w:rFonts w:ascii="Times New Roman" w:eastAsia="Times New Roman" w:hAnsi="Times New Roman" w:cs="Times New Roman"/>
-          <w:kern w:val="0"/>
-        </w:rPr>
-        <w:t xml:space="preserve"> Review, </w:t>
-      </w:r>
-      <w:proofErr w:type="spellStart"/>
-      <w:r>
-        <w:rPr>
-          <w:rFonts w:ascii="Times New Roman" w:eastAsia="Times New Roman" w:hAnsi="Times New Roman" w:cs="Times New Roman"/>
-          <w:kern w:val="0"/>
-        </w:rPr>
-        <w:t>Hoboken</w:t>
-      </w:r>
-      <w:proofErr w:type="spellEnd"/>
-      <w:r>
-        <w:rPr>
-          <w:rFonts w:ascii="Times New Roman" w:eastAsia="Times New Roman" w:hAnsi="Times New Roman" w:cs="Times New Roman"/>
-          <w:kern w:val="0"/>
-        </w:rPr>
-        <w:t>, v. 75, n. 4, p. 513–522, 2015.</w:t>
+          <w:lang w:val="en-US"/>
+        </w:rPr>
+      </w:pPr>
+      <w:r>
+        <w:rPr>
+          <w:rFonts w:ascii="Times New Roman" w:eastAsia="Times New Roman" w:hAnsi="Times New Roman" w:cs="Times New Roman"/>
+          <w:kern w:val="0"/>
+          <w:lang w:val="en-US"/>
+        </w:rPr>
+        <w:t>FUNG, Archon. Putting the public back into governance: the challenges of citizen participation and its future. Public Administration Review, Hoboken, v. 75, n. 4, p. 513–522, 2015.</w:t>
       </w:r>
     </w:p>
     <w:p>
@@ -2511,62 +1510,16 @@
         <w:rPr>
           <w:rFonts w:ascii="Times New Roman" w:eastAsia="Times New Roman" w:hAnsi="Times New Roman" w:cs="Times New Roman"/>
           <w:kern w:val="0"/>
-        </w:rPr>
-      </w:pPr>
-      <w:r>
-        <w:rPr>
-          <w:rFonts w:ascii="Times New Roman" w:eastAsia="Times New Roman" w:hAnsi="Times New Roman" w:cs="Times New Roman"/>
-          <w:kern w:val="0"/>
-        </w:rPr>
-        <w:t xml:space="preserve">HELD, David. Models </w:t>
-      </w:r>
-      <w:proofErr w:type="spellStart"/>
-      <w:r>
-        <w:rPr>
-          <w:rFonts w:ascii="Times New Roman" w:eastAsia="Times New Roman" w:hAnsi="Times New Roman" w:cs="Times New Roman"/>
-          <w:kern w:val="0"/>
-        </w:rPr>
-        <w:t>of</w:t>
-      </w:r>
-      <w:proofErr w:type="spellEnd"/>
-      <w:r>
-        <w:rPr>
-          <w:rFonts w:ascii="Times New Roman" w:eastAsia="Times New Roman" w:hAnsi="Times New Roman" w:cs="Times New Roman"/>
-          <w:kern w:val="0"/>
-        </w:rPr>
-        <w:t xml:space="preserve"> </w:t>
-      </w:r>
-      <w:proofErr w:type="spellStart"/>
-      <w:r>
-        <w:rPr>
-          <w:rFonts w:ascii="Times New Roman" w:eastAsia="Times New Roman" w:hAnsi="Times New Roman" w:cs="Times New Roman"/>
-          <w:kern w:val="0"/>
-        </w:rPr>
-        <w:t>democracy</w:t>
-      </w:r>
-      <w:proofErr w:type="spellEnd"/>
-      <w:r>
-        <w:rPr>
-          <w:rFonts w:ascii="Times New Roman" w:eastAsia="Times New Roman" w:hAnsi="Times New Roman" w:cs="Times New Roman"/>
-          <w:kern w:val="0"/>
-        </w:rPr>
-        <w:t xml:space="preserve">. 3. ed. Stanford: Stanford </w:t>
-      </w:r>
-      <w:proofErr w:type="spellStart"/>
-      <w:r>
-        <w:rPr>
-          <w:rFonts w:ascii="Times New Roman" w:eastAsia="Times New Roman" w:hAnsi="Times New Roman" w:cs="Times New Roman"/>
-          <w:kern w:val="0"/>
-        </w:rPr>
-        <w:t>University</w:t>
-      </w:r>
-      <w:proofErr w:type="spellEnd"/>
-      <w:r>
-        <w:rPr>
-          <w:rFonts w:ascii="Times New Roman" w:eastAsia="Times New Roman" w:hAnsi="Times New Roman" w:cs="Times New Roman"/>
-          <w:kern w:val="0"/>
-        </w:rPr>
-        <w:t xml:space="preserve"> Press, 2006.</w:t>
+          <w:lang w:val="en-US"/>
+        </w:rPr>
+      </w:pPr>
+      <w:r>
+        <w:rPr>
+          <w:rFonts w:ascii="Times New Roman" w:eastAsia="Times New Roman" w:hAnsi="Times New Roman" w:cs="Times New Roman"/>
+          <w:kern w:val="0"/>
+          <w:lang w:val="en-US"/>
+        </w:rPr>
+        <w:t>HELD, David. Models of democracy. 3. ed. Stanford: Stanford University Press, 2006.</w:t>
       </w:r>
     </w:p>
     <w:p>
@@ -2579,174 +1532,16 @@
         <w:rPr>
           <w:rFonts w:ascii="Times New Roman" w:eastAsia="Times New Roman" w:hAnsi="Times New Roman" w:cs="Times New Roman"/>
           <w:kern w:val="0"/>
-        </w:rPr>
-      </w:pPr>
-      <w:r>
-        <w:rPr>
-          <w:rFonts w:ascii="Times New Roman" w:eastAsia="Times New Roman" w:hAnsi="Times New Roman" w:cs="Times New Roman"/>
-          <w:kern w:val="0"/>
-        </w:rPr>
-        <w:t xml:space="preserve">MACINTOSH, Ann. </w:t>
-      </w:r>
-      <w:proofErr w:type="spellStart"/>
-      <w:r>
-        <w:rPr>
-          <w:rFonts w:ascii="Times New Roman" w:eastAsia="Times New Roman" w:hAnsi="Times New Roman" w:cs="Times New Roman"/>
-          <w:kern w:val="0"/>
-        </w:rPr>
-        <w:t>Characterizing</w:t>
-      </w:r>
-      <w:proofErr w:type="spellEnd"/>
-      <w:r>
-        <w:rPr>
-          <w:rFonts w:ascii="Times New Roman" w:eastAsia="Times New Roman" w:hAnsi="Times New Roman" w:cs="Times New Roman"/>
-          <w:kern w:val="0"/>
-        </w:rPr>
-        <w:t xml:space="preserve"> e-</w:t>
-      </w:r>
-      <w:proofErr w:type="spellStart"/>
-      <w:r>
-        <w:rPr>
-          <w:rFonts w:ascii="Times New Roman" w:eastAsia="Times New Roman" w:hAnsi="Times New Roman" w:cs="Times New Roman"/>
-          <w:kern w:val="0"/>
-        </w:rPr>
-        <w:t>participation</w:t>
-      </w:r>
-      <w:proofErr w:type="spellEnd"/>
-      <w:r>
-        <w:rPr>
-          <w:rFonts w:ascii="Times New Roman" w:eastAsia="Times New Roman" w:hAnsi="Times New Roman" w:cs="Times New Roman"/>
-          <w:kern w:val="0"/>
-        </w:rPr>
-        <w:t xml:space="preserve"> in </w:t>
-      </w:r>
-      <w:proofErr w:type="spellStart"/>
-      <w:r>
-        <w:rPr>
-          <w:rFonts w:ascii="Times New Roman" w:eastAsia="Times New Roman" w:hAnsi="Times New Roman" w:cs="Times New Roman"/>
-          <w:kern w:val="0"/>
-        </w:rPr>
-        <w:t>policy</w:t>
-      </w:r>
-      <w:proofErr w:type="spellEnd"/>
-      <w:r>
-        <w:rPr>
-          <w:rFonts w:ascii="Times New Roman" w:eastAsia="Times New Roman" w:hAnsi="Times New Roman" w:cs="Times New Roman"/>
-          <w:kern w:val="0"/>
-        </w:rPr>
-        <w:t xml:space="preserve">-making. In: </w:t>
-      </w:r>
-      <w:proofErr w:type="spellStart"/>
-      <w:r>
-        <w:rPr>
-          <w:rFonts w:ascii="Times New Roman" w:eastAsia="Times New Roman" w:hAnsi="Times New Roman" w:cs="Times New Roman"/>
-          <w:kern w:val="0"/>
-        </w:rPr>
-        <w:t>Proceedings</w:t>
-      </w:r>
-      <w:proofErr w:type="spellEnd"/>
-      <w:r>
-        <w:rPr>
-          <w:rFonts w:ascii="Times New Roman" w:eastAsia="Times New Roman" w:hAnsi="Times New Roman" w:cs="Times New Roman"/>
-          <w:kern w:val="0"/>
-        </w:rPr>
-        <w:t xml:space="preserve"> </w:t>
-      </w:r>
-      <w:proofErr w:type="spellStart"/>
-      <w:r>
-        <w:rPr>
-          <w:rFonts w:ascii="Times New Roman" w:eastAsia="Times New Roman" w:hAnsi="Times New Roman" w:cs="Times New Roman"/>
-          <w:kern w:val="0"/>
-        </w:rPr>
-        <w:t>of</w:t>
-      </w:r>
-      <w:proofErr w:type="spellEnd"/>
-      <w:r>
-        <w:rPr>
-          <w:rFonts w:ascii="Times New Roman" w:eastAsia="Times New Roman" w:hAnsi="Times New Roman" w:cs="Times New Roman"/>
-          <w:kern w:val="0"/>
-        </w:rPr>
-        <w:t xml:space="preserve"> </w:t>
-      </w:r>
-      <w:proofErr w:type="spellStart"/>
-      <w:r>
-        <w:rPr>
-          <w:rFonts w:ascii="Times New Roman" w:eastAsia="Times New Roman" w:hAnsi="Times New Roman" w:cs="Times New Roman"/>
-          <w:kern w:val="0"/>
-        </w:rPr>
-        <w:t>the</w:t>
-      </w:r>
-      <w:proofErr w:type="spellEnd"/>
-      <w:r>
-        <w:rPr>
-          <w:rFonts w:ascii="Times New Roman" w:eastAsia="Times New Roman" w:hAnsi="Times New Roman" w:cs="Times New Roman"/>
-          <w:kern w:val="0"/>
-        </w:rPr>
-        <w:t xml:space="preserve"> 37th Annual Hawaii </w:t>
-      </w:r>
-      <w:proofErr w:type="spellStart"/>
-      <w:r>
-        <w:rPr>
-          <w:rFonts w:ascii="Times New Roman" w:eastAsia="Times New Roman" w:hAnsi="Times New Roman" w:cs="Times New Roman"/>
-          <w:kern w:val="0"/>
-        </w:rPr>
-        <w:t>International</w:t>
-      </w:r>
-      <w:proofErr w:type="spellEnd"/>
-      <w:r>
-        <w:rPr>
-          <w:rFonts w:ascii="Times New Roman" w:eastAsia="Times New Roman" w:hAnsi="Times New Roman" w:cs="Times New Roman"/>
-          <w:kern w:val="0"/>
-        </w:rPr>
-        <w:t xml:space="preserve"> </w:t>
-      </w:r>
-      <w:proofErr w:type="spellStart"/>
-      <w:r>
-        <w:rPr>
-          <w:rFonts w:ascii="Times New Roman" w:eastAsia="Times New Roman" w:hAnsi="Times New Roman" w:cs="Times New Roman"/>
-          <w:kern w:val="0"/>
-        </w:rPr>
-        <w:t>Conference</w:t>
-      </w:r>
-      <w:proofErr w:type="spellEnd"/>
-      <w:r>
-        <w:rPr>
-          <w:rFonts w:ascii="Times New Roman" w:eastAsia="Times New Roman" w:hAnsi="Times New Roman" w:cs="Times New Roman"/>
-          <w:kern w:val="0"/>
-        </w:rPr>
-        <w:t xml:space="preserve"> </w:t>
-      </w:r>
-      <w:proofErr w:type="spellStart"/>
-      <w:r>
-        <w:rPr>
-          <w:rFonts w:ascii="Times New Roman" w:eastAsia="Times New Roman" w:hAnsi="Times New Roman" w:cs="Times New Roman"/>
-          <w:kern w:val="0"/>
-        </w:rPr>
-        <w:t>on</w:t>
-      </w:r>
-      <w:proofErr w:type="spellEnd"/>
-      <w:r>
-        <w:rPr>
-          <w:rFonts w:ascii="Times New Roman" w:eastAsia="Times New Roman" w:hAnsi="Times New Roman" w:cs="Times New Roman"/>
-          <w:kern w:val="0"/>
-        </w:rPr>
-        <w:t xml:space="preserve"> System </w:t>
-      </w:r>
-      <w:proofErr w:type="spellStart"/>
-      <w:r>
-        <w:rPr>
-          <w:rFonts w:ascii="Times New Roman" w:eastAsia="Times New Roman" w:hAnsi="Times New Roman" w:cs="Times New Roman"/>
-          <w:kern w:val="0"/>
-        </w:rPr>
-        <w:t>Sciences</w:t>
-      </w:r>
-      <w:proofErr w:type="spellEnd"/>
-      <w:r>
-        <w:rPr>
-          <w:rFonts w:ascii="Times New Roman" w:eastAsia="Times New Roman" w:hAnsi="Times New Roman" w:cs="Times New Roman"/>
-          <w:kern w:val="0"/>
-        </w:rPr>
-        <w:t xml:space="preserve"> (HICSS). Washington, DC: IEEE, 2004. p. 1–10.</w:t>
+          <w:lang w:val="en-US"/>
+        </w:rPr>
+      </w:pPr>
+      <w:r>
+        <w:rPr>
+          <w:rFonts w:ascii="Times New Roman" w:eastAsia="Times New Roman" w:hAnsi="Times New Roman" w:cs="Times New Roman"/>
+          <w:kern w:val="0"/>
+          <w:lang w:val="en-US"/>
+        </w:rPr>
+        <w:t>MACINTOSH, Ann. Characterizing e-participation in policy-making. In: Proceedings of the 37th Annual Hawaii International Conference on System Sciences (HICSS). Washington, DC: IEEE, 2004. p. 1–10.</w:t>
       </w:r>
     </w:p>
     <w:p>
@@ -2759,12 +1554,14 @@
         <w:rPr>
           <w:rFonts w:ascii="Times New Roman" w:eastAsia="Times New Roman" w:hAnsi="Times New Roman" w:cs="Times New Roman"/>
           <w:kern w:val="0"/>
-        </w:rPr>
-      </w:pPr>
-      <w:r>
-        <w:rPr>
-          <w:rFonts w:ascii="Times New Roman" w:eastAsia="Times New Roman" w:hAnsi="Times New Roman" w:cs="Times New Roman"/>
-          <w:kern w:val="0"/>
+          <w:lang w:val="en-US"/>
+        </w:rPr>
+      </w:pPr>
+      <w:r>
+        <w:rPr>
+          <w:rFonts w:ascii="Times New Roman" w:eastAsia="Times New Roman" w:hAnsi="Times New Roman" w:cs="Times New Roman"/>
+          <w:kern w:val="0"/>
+          <w:lang w:val="en-US"/>
         </w:rPr>
         <w:t xml:space="preserve">MEDAGLIA, Rony. </w:t>
       </w:r>
@@ -2773,6 +1570,7 @@
         <w:rPr>
           <w:rFonts w:ascii="Times New Roman" w:eastAsia="Times New Roman" w:hAnsi="Times New Roman" w:cs="Times New Roman"/>
           <w:kern w:val="0"/>
+          <w:lang w:val="en-US"/>
         </w:rPr>
         <w:t>eParticipation</w:t>
       </w:r>
@@ -2781,120 +1579,9 @@
         <w:rPr>
           <w:rFonts w:ascii="Times New Roman" w:eastAsia="Times New Roman" w:hAnsi="Times New Roman" w:cs="Times New Roman"/>
           <w:kern w:val="0"/>
-        </w:rPr>
-        <w:t xml:space="preserve"> </w:t>
-      </w:r>
-      <w:proofErr w:type="spellStart"/>
-      <w:r>
-        <w:rPr>
-          <w:rFonts w:ascii="Times New Roman" w:eastAsia="Times New Roman" w:hAnsi="Times New Roman" w:cs="Times New Roman"/>
-          <w:kern w:val="0"/>
-        </w:rPr>
-        <w:t>research</w:t>
-      </w:r>
-      <w:proofErr w:type="spellEnd"/>
-      <w:r>
-        <w:rPr>
-          <w:rFonts w:ascii="Times New Roman" w:eastAsia="Times New Roman" w:hAnsi="Times New Roman" w:cs="Times New Roman"/>
-          <w:kern w:val="0"/>
-        </w:rPr>
-        <w:t xml:space="preserve">: </w:t>
-      </w:r>
-      <w:proofErr w:type="spellStart"/>
-      <w:r>
-        <w:rPr>
-          <w:rFonts w:ascii="Times New Roman" w:eastAsia="Times New Roman" w:hAnsi="Times New Roman" w:cs="Times New Roman"/>
-          <w:kern w:val="0"/>
-        </w:rPr>
-        <w:t>moving</w:t>
-      </w:r>
-      <w:proofErr w:type="spellEnd"/>
-      <w:r>
-        <w:rPr>
-          <w:rFonts w:ascii="Times New Roman" w:eastAsia="Times New Roman" w:hAnsi="Times New Roman" w:cs="Times New Roman"/>
-          <w:kern w:val="0"/>
-        </w:rPr>
-        <w:t xml:space="preserve"> </w:t>
-      </w:r>
-      <w:proofErr w:type="spellStart"/>
-      <w:r>
-        <w:rPr>
-          <w:rFonts w:ascii="Times New Roman" w:eastAsia="Times New Roman" w:hAnsi="Times New Roman" w:cs="Times New Roman"/>
-          <w:kern w:val="0"/>
-        </w:rPr>
-        <w:t>characterization</w:t>
-      </w:r>
-      <w:proofErr w:type="spellEnd"/>
-      <w:r>
-        <w:rPr>
-          <w:rFonts w:ascii="Times New Roman" w:eastAsia="Times New Roman" w:hAnsi="Times New Roman" w:cs="Times New Roman"/>
-          <w:kern w:val="0"/>
-        </w:rPr>
-        <w:t xml:space="preserve"> </w:t>
-      </w:r>
-      <w:proofErr w:type="spellStart"/>
-      <w:r>
-        <w:rPr>
-          <w:rFonts w:ascii="Times New Roman" w:eastAsia="Times New Roman" w:hAnsi="Times New Roman" w:cs="Times New Roman"/>
-          <w:kern w:val="0"/>
-        </w:rPr>
-        <w:t>forward</w:t>
-      </w:r>
-      <w:proofErr w:type="spellEnd"/>
-      <w:r>
-        <w:rPr>
-          <w:rFonts w:ascii="Times New Roman" w:eastAsia="Times New Roman" w:hAnsi="Times New Roman" w:cs="Times New Roman"/>
-          <w:kern w:val="0"/>
-        </w:rPr>
-        <w:t xml:space="preserve"> (2006–2011). </w:t>
-      </w:r>
-      <w:proofErr w:type="spellStart"/>
-      <w:r>
-        <w:rPr>
-          <w:rFonts w:ascii="Times New Roman" w:eastAsia="Times New Roman" w:hAnsi="Times New Roman" w:cs="Times New Roman"/>
-          <w:kern w:val="0"/>
-        </w:rPr>
-        <w:t>Government</w:t>
-      </w:r>
-      <w:proofErr w:type="spellEnd"/>
-      <w:r>
-        <w:rPr>
-          <w:rFonts w:ascii="Times New Roman" w:eastAsia="Times New Roman" w:hAnsi="Times New Roman" w:cs="Times New Roman"/>
-          <w:kern w:val="0"/>
-        </w:rPr>
-        <w:t xml:space="preserve"> </w:t>
-      </w:r>
-      <w:proofErr w:type="spellStart"/>
-      <w:r>
-        <w:rPr>
-          <w:rFonts w:ascii="Times New Roman" w:eastAsia="Times New Roman" w:hAnsi="Times New Roman" w:cs="Times New Roman"/>
-          <w:kern w:val="0"/>
-        </w:rPr>
-        <w:t>Information</w:t>
-      </w:r>
-      <w:proofErr w:type="spellEnd"/>
-      <w:r>
-        <w:rPr>
-          <w:rFonts w:ascii="Times New Roman" w:eastAsia="Times New Roman" w:hAnsi="Times New Roman" w:cs="Times New Roman"/>
-          <w:kern w:val="0"/>
-        </w:rPr>
-        <w:t xml:space="preserve"> </w:t>
-      </w:r>
-      <w:proofErr w:type="spellStart"/>
-      <w:r>
-        <w:rPr>
-          <w:rFonts w:ascii="Times New Roman" w:eastAsia="Times New Roman" w:hAnsi="Times New Roman" w:cs="Times New Roman"/>
-          <w:kern w:val="0"/>
-        </w:rPr>
-        <w:t>Quarterly</w:t>
-      </w:r>
-      <w:proofErr w:type="spellEnd"/>
-      <w:r>
-        <w:rPr>
-          <w:rFonts w:ascii="Times New Roman" w:eastAsia="Times New Roman" w:hAnsi="Times New Roman" w:cs="Times New Roman"/>
-          <w:kern w:val="0"/>
-        </w:rPr>
-        <w:t>, Amsterdam, v. 29, n. 3, p. 346–360, 2012.</w:t>
+          <w:lang w:val="en-US"/>
+        </w:rPr>
+        <w:t xml:space="preserve"> research: moving characterization forward (2006–2011). Government Information Quarterly, Amsterdam, v. 29, n. 3, p. 346–360, 2012.</w:t>
       </w:r>
     </w:p>
     <w:p>
@@ -2907,126 +1594,24 @@
         <w:rPr>
           <w:rFonts w:ascii="Times New Roman" w:eastAsia="Times New Roman" w:hAnsi="Times New Roman" w:cs="Times New Roman"/>
           <w:kern w:val="0"/>
-        </w:rPr>
-      </w:pPr>
-      <w:r>
-        <w:rPr>
-          <w:rFonts w:ascii="Times New Roman" w:eastAsia="Times New Roman" w:hAnsi="Times New Roman" w:cs="Times New Roman"/>
-          <w:kern w:val="0"/>
-        </w:rPr>
-        <w:t xml:space="preserve">NORRIS, </w:t>
-      </w:r>
-      <w:proofErr w:type="spellStart"/>
-      <w:r>
-        <w:rPr>
-          <w:rFonts w:ascii="Times New Roman" w:eastAsia="Times New Roman" w:hAnsi="Times New Roman" w:cs="Times New Roman"/>
-          <w:kern w:val="0"/>
-        </w:rPr>
-        <w:t>Pippa</w:t>
-      </w:r>
-      <w:proofErr w:type="spellEnd"/>
-      <w:r>
-        <w:rPr>
-          <w:rFonts w:ascii="Times New Roman" w:eastAsia="Times New Roman" w:hAnsi="Times New Roman" w:cs="Times New Roman"/>
-          <w:kern w:val="0"/>
-        </w:rPr>
-        <w:t xml:space="preserve">. </w:t>
-      </w:r>
-      <w:proofErr w:type="spellStart"/>
-      <w:r>
-        <w:rPr>
-          <w:rFonts w:ascii="Times New Roman" w:eastAsia="Times New Roman" w:hAnsi="Times New Roman" w:cs="Times New Roman"/>
-          <w:kern w:val="0"/>
-        </w:rPr>
-        <w:t>Democratic</w:t>
-      </w:r>
-      <w:proofErr w:type="spellEnd"/>
-      <w:r>
-        <w:rPr>
-          <w:rFonts w:ascii="Times New Roman" w:eastAsia="Times New Roman" w:hAnsi="Times New Roman" w:cs="Times New Roman"/>
-          <w:kern w:val="0"/>
-        </w:rPr>
-        <w:t xml:space="preserve"> </w:t>
-      </w:r>
-      <w:proofErr w:type="spellStart"/>
-      <w:r>
-        <w:rPr>
-          <w:rFonts w:ascii="Times New Roman" w:eastAsia="Times New Roman" w:hAnsi="Times New Roman" w:cs="Times New Roman"/>
-          <w:kern w:val="0"/>
-        </w:rPr>
-        <w:t>deficit</w:t>
-      </w:r>
-      <w:proofErr w:type="spellEnd"/>
-      <w:r>
-        <w:rPr>
-          <w:rFonts w:ascii="Times New Roman" w:eastAsia="Times New Roman" w:hAnsi="Times New Roman" w:cs="Times New Roman"/>
-          <w:kern w:val="0"/>
-        </w:rPr>
-        <w:t xml:space="preserve">: </w:t>
-      </w:r>
-      <w:proofErr w:type="spellStart"/>
-      <w:r>
-        <w:rPr>
-          <w:rFonts w:ascii="Times New Roman" w:eastAsia="Times New Roman" w:hAnsi="Times New Roman" w:cs="Times New Roman"/>
-          <w:kern w:val="0"/>
-        </w:rPr>
-        <w:t>critical</w:t>
-      </w:r>
-      <w:proofErr w:type="spellEnd"/>
-      <w:r>
-        <w:rPr>
-          <w:rFonts w:ascii="Times New Roman" w:eastAsia="Times New Roman" w:hAnsi="Times New Roman" w:cs="Times New Roman"/>
-          <w:kern w:val="0"/>
-        </w:rPr>
-        <w:t xml:space="preserve"> </w:t>
-      </w:r>
-      <w:proofErr w:type="spellStart"/>
-      <w:r>
-        <w:rPr>
-          <w:rFonts w:ascii="Times New Roman" w:eastAsia="Times New Roman" w:hAnsi="Times New Roman" w:cs="Times New Roman"/>
-          <w:kern w:val="0"/>
-        </w:rPr>
-        <w:t>citizens</w:t>
-      </w:r>
-      <w:proofErr w:type="spellEnd"/>
-      <w:r>
-        <w:rPr>
-          <w:rFonts w:ascii="Times New Roman" w:eastAsia="Times New Roman" w:hAnsi="Times New Roman" w:cs="Times New Roman"/>
-          <w:kern w:val="0"/>
-        </w:rPr>
-        <w:t xml:space="preserve"> </w:t>
-      </w:r>
-      <w:proofErr w:type="spellStart"/>
-      <w:r>
-        <w:rPr>
-          <w:rFonts w:ascii="Times New Roman" w:eastAsia="Times New Roman" w:hAnsi="Times New Roman" w:cs="Times New Roman"/>
-          <w:kern w:val="0"/>
-        </w:rPr>
-        <w:t>revisited</w:t>
-      </w:r>
-      <w:proofErr w:type="spellEnd"/>
-      <w:r>
-        <w:rPr>
-          <w:rFonts w:ascii="Times New Roman" w:eastAsia="Times New Roman" w:hAnsi="Times New Roman" w:cs="Times New Roman"/>
-          <w:kern w:val="0"/>
-        </w:rPr>
-        <w:t xml:space="preserve">. Cambridge: Cambridge </w:t>
-      </w:r>
-      <w:proofErr w:type="spellStart"/>
-      <w:r>
-        <w:rPr>
-          <w:rFonts w:ascii="Times New Roman" w:eastAsia="Times New Roman" w:hAnsi="Times New Roman" w:cs="Times New Roman"/>
-          <w:kern w:val="0"/>
-        </w:rPr>
-        <w:t>University</w:t>
-      </w:r>
-      <w:proofErr w:type="spellEnd"/>
-      <w:r>
-        <w:rPr>
-          <w:rFonts w:ascii="Times New Roman" w:eastAsia="Times New Roman" w:hAnsi="Times New Roman" w:cs="Times New Roman"/>
-          <w:kern w:val="0"/>
-        </w:rPr>
-        <w:t xml:space="preserve"> Press, 2011.</w:t>
+          <w:lang w:val="en-US"/>
+        </w:rPr>
+      </w:pPr>
+      <w:r>
+        <w:rPr>
+          <w:rFonts w:ascii="Times New Roman" w:eastAsia="Times New Roman" w:hAnsi="Times New Roman" w:cs="Times New Roman"/>
+          <w:kern w:val="0"/>
+          <w:lang w:val="en-US"/>
+        </w:rPr>
+        <w:t xml:space="preserve">NORRIS, Pippa. Democratic deficit: critical citizens revisited. </w:t>
+      </w:r>
+      <w:r>
+        <w:rPr>
+          <w:rFonts w:ascii="Times New Roman" w:eastAsia="Times New Roman" w:hAnsi="Times New Roman" w:cs="Times New Roman"/>
+          <w:kern w:val="0"/>
+          <w:lang w:val="en-US"/>
+        </w:rPr>
+        <w:t>Cambridge: Cambridge University Press, 2011.</w:t>
       </w:r>
     </w:p>
     <w:p>
@@ -3039,190 +1624,16 @@
         <w:rPr>
           <w:rFonts w:ascii="Times New Roman" w:eastAsia="Times New Roman" w:hAnsi="Times New Roman" w:cs="Times New Roman"/>
           <w:kern w:val="0"/>
-        </w:rPr>
-      </w:pPr>
-      <w:r>
-        <w:rPr>
-          <w:rFonts w:ascii="Times New Roman" w:eastAsia="Times New Roman" w:hAnsi="Times New Roman" w:cs="Times New Roman"/>
-          <w:kern w:val="0"/>
-        </w:rPr>
-        <w:t xml:space="preserve">REDDICK, Christopher G. Citizen </w:t>
-      </w:r>
-      <w:proofErr w:type="spellStart"/>
-      <w:r>
-        <w:rPr>
-          <w:rFonts w:ascii="Times New Roman" w:eastAsia="Times New Roman" w:hAnsi="Times New Roman" w:cs="Times New Roman"/>
-          <w:kern w:val="0"/>
-        </w:rPr>
-        <w:t>interaction</w:t>
-      </w:r>
-      <w:proofErr w:type="spellEnd"/>
-      <w:r>
-        <w:rPr>
-          <w:rFonts w:ascii="Times New Roman" w:eastAsia="Times New Roman" w:hAnsi="Times New Roman" w:cs="Times New Roman"/>
-          <w:kern w:val="0"/>
-        </w:rPr>
-        <w:t xml:space="preserve"> </w:t>
-      </w:r>
-      <w:proofErr w:type="spellStart"/>
-      <w:r>
-        <w:rPr>
-          <w:rFonts w:ascii="Times New Roman" w:eastAsia="Times New Roman" w:hAnsi="Times New Roman" w:cs="Times New Roman"/>
-          <w:kern w:val="0"/>
-        </w:rPr>
-        <w:t>with</w:t>
-      </w:r>
-      <w:proofErr w:type="spellEnd"/>
-      <w:r>
-        <w:rPr>
-          <w:rFonts w:ascii="Times New Roman" w:eastAsia="Times New Roman" w:hAnsi="Times New Roman" w:cs="Times New Roman"/>
-          <w:kern w:val="0"/>
-        </w:rPr>
-        <w:t xml:space="preserve"> e-</w:t>
-      </w:r>
-      <w:proofErr w:type="spellStart"/>
-      <w:r>
-        <w:rPr>
-          <w:rFonts w:ascii="Times New Roman" w:eastAsia="Times New Roman" w:hAnsi="Times New Roman" w:cs="Times New Roman"/>
-          <w:kern w:val="0"/>
-        </w:rPr>
-        <w:t>government</w:t>
-      </w:r>
-      <w:proofErr w:type="spellEnd"/>
-      <w:r>
-        <w:rPr>
-          <w:rFonts w:ascii="Times New Roman" w:eastAsia="Times New Roman" w:hAnsi="Times New Roman" w:cs="Times New Roman"/>
-          <w:kern w:val="0"/>
-        </w:rPr>
-        <w:t xml:space="preserve">: </w:t>
-      </w:r>
-      <w:proofErr w:type="spellStart"/>
-      <w:r>
-        <w:rPr>
-          <w:rFonts w:ascii="Times New Roman" w:eastAsia="Times New Roman" w:hAnsi="Times New Roman" w:cs="Times New Roman"/>
-          <w:kern w:val="0"/>
-        </w:rPr>
-        <w:t>from</w:t>
-      </w:r>
-      <w:proofErr w:type="spellEnd"/>
-      <w:r>
-        <w:rPr>
-          <w:rFonts w:ascii="Times New Roman" w:eastAsia="Times New Roman" w:hAnsi="Times New Roman" w:cs="Times New Roman"/>
-          <w:kern w:val="0"/>
-        </w:rPr>
-        <w:t xml:space="preserve"> </w:t>
-      </w:r>
-      <w:proofErr w:type="spellStart"/>
-      <w:r>
-        <w:rPr>
-          <w:rFonts w:ascii="Times New Roman" w:eastAsia="Times New Roman" w:hAnsi="Times New Roman" w:cs="Times New Roman"/>
-          <w:kern w:val="0"/>
-        </w:rPr>
-        <w:t>the</w:t>
-      </w:r>
-      <w:proofErr w:type="spellEnd"/>
-      <w:r>
-        <w:rPr>
-          <w:rFonts w:ascii="Times New Roman" w:eastAsia="Times New Roman" w:hAnsi="Times New Roman" w:cs="Times New Roman"/>
-          <w:kern w:val="0"/>
-        </w:rPr>
-        <w:t xml:space="preserve"> </w:t>
-      </w:r>
-      <w:proofErr w:type="spellStart"/>
-      <w:r>
-        <w:rPr>
-          <w:rFonts w:ascii="Times New Roman" w:eastAsia="Times New Roman" w:hAnsi="Times New Roman" w:cs="Times New Roman"/>
-          <w:kern w:val="0"/>
-        </w:rPr>
-        <w:t>streets</w:t>
-      </w:r>
-      <w:proofErr w:type="spellEnd"/>
-      <w:r>
-        <w:rPr>
-          <w:rFonts w:ascii="Times New Roman" w:eastAsia="Times New Roman" w:hAnsi="Times New Roman" w:cs="Times New Roman"/>
-          <w:kern w:val="0"/>
-        </w:rPr>
-        <w:t xml:space="preserve"> </w:t>
-      </w:r>
-      <w:proofErr w:type="spellStart"/>
-      <w:r>
-        <w:rPr>
-          <w:rFonts w:ascii="Times New Roman" w:eastAsia="Times New Roman" w:hAnsi="Times New Roman" w:cs="Times New Roman"/>
-          <w:kern w:val="0"/>
-        </w:rPr>
-        <w:t>to</w:t>
-      </w:r>
-      <w:proofErr w:type="spellEnd"/>
-      <w:r>
-        <w:rPr>
-          <w:rFonts w:ascii="Times New Roman" w:eastAsia="Times New Roman" w:hAnsi="Times New Roman" w:cs="Times New Roman"/>
-          <w:kern w:val="0"/>
-        </w:rPr>
-        <w:t xml:space="preserve"> </w:t>
-      </w:r>
-      <w:proofErr w:type="gramStart"/>
-      <w:r>
-        <w:rPr>
-          <w:rFonts w:ascii="Times New Roman" w:eastAsia="Times New Roman" w:hAnsi="Times New Roman" w:cs="Times New Roman"/>
-          <w:kern w:val="0"/>
-        </w:rPr>
-        <w:t>servers</w:t>
-      </w:r>
-      <w:proofErr w:type="gramEnd"/>
-      <w:r>
-        <w:rPr>
-          <w:rFonts w:ascii="Times New Roman" w:eastAsia="Times New Roman" w:hAnsi="Times New Roman" w:cs="Times New Roman"/>
-          <w:kern w:val="0"/>
-        </w:rPr>
-        <w:t xml:space="preserve">? </w:t>
-      </w:r>
-      <w:proofErr w:type="spellStart"/>
-      <w:r>
-        <w:rPr>
-          <w:rFonts w:ascii="Times New Roman" w:eastAsia="Times New Roman" w:hAnsi="Times New Roman" w:cs="Times New Roman"/>
-          <w:kern w:val="0"/>
-        </w:rPr>
-        <w:t>Government</w:t>
-      </w:r>
-      <w:proofErr w:type="spellEnd"/>
-      <w:r>
-        <w:rPr>
-          <w:rFonts w:ascii="Times New Roman" w:eastAsia="Times New Roman" w:hAnsi="Times New Roman" w:cs="Times New Roman"/>
-          <w:kern w:val="0"/>
-        </w:rPr>
-        <w:t xml:space="preserve"> </w:t>
-      </w:r>
-      <w:proofErr w:type="spellStart"/>
-      <w:r>
-        <w:rPr>
-          <w:rFonts w:ascii="Times New Roman" w:eastAsia="Times New Roman" w:hAnsi="Times New Roman" w:cs="Times New Roman"/>
-          <w:kern w:val="0"/>
-        </w:rPr>
-        <w:t>Information</w:t>
-      </w:r>
-      <w:proofErr w:type="spellEnd"/>
-      <w:r>
-        <w:rPr>
-          <w:rFonts w:ascii="Times New Roman" w:eastAsia="Times New Roman" w:hAnsi="Times New Roman" w:cs="Times New Roman"/>
-          <w:kern w:val="0"/>
-        </w:rPr>
-        <w:t xml:space="preserve"> </w:t>
-      </w:r>
-      <w:proofErr w:type="spellStart"/>
-      <w:r>
-        <w:rPr>
-          <w:rFonts w:ascii="Times New Roman" w:eastAsia="Times New Roman" w:hAnsi="Times New Roman" w:cs="Times New Roman"/>
-          <w:kern w:val="0"/>
-        </w:rPr>
-        <w:t>Quarterly</w:t>
-      </w:r>
-      <w:proofErr w:type="spellEnd"/>
-      <w:r>
-        <w:rPr>
-          <w:rFonts w:ascii="Times New Roman" w:eastAsia="Times New Roman" w:hAnsi="Times New Roman" w:cs="Times New Roman"/>
-          <w:kern w:val="0"/>
-        </w:rPr>
-        <w:t>, Amsterdam, v. 28, n. 3, p. 473–480, 2011.</w:t>
+          <w:lang w:val="en-US"/>
+        </w:rPr>
+      </w:pPr>
+      <w:r>
+        <w:rPr>
+          <w:rFonts w:ascii="Times New Roman" w:eastAsia="Times New Roman" w:hAnsi="Times New Roman" w:cs="Times New Roman"/>
+          <w:kern w:val="0"/>
+          <w:lang w:val="en-US"/>
+        </w:rPr>
+        <w:t>REDDICK, Christopher G. Citizen interaction with e-government: from the streets to servers? Government Information Quarterly, Amsterdam, v. 28, n. 3, p. 473–480, 2011.</w:t>
       </w:r>
     </w:p>
     <w:p>
@@ -3241,56 +1652,9 @@
         <w:rPr>
           <w:rFonts w:ascii="Times New Roman" w:eastAsia="Times New Roman" w:hAnsi="Times New Roman" w:cs="Times New Roman"/>
           <w:kern w:val="0"/>
-        </w:rPr>
-        <w:t xml:space="preserve">REED, Chris. </w:t>
-      </w:r>
-      <w:proofErr w:type="spellStart"/>
-      <w:r>
-        <w:rPr>
-          <w:rFonts w:ascii="Times New Roman" w:eastAsia="Times New Roman" w:hAnsi="Times New Roman" w:cs="Times New Roman"/>
-          <w:kern w:val="0"/>
-        </w:rPr>
-        <w:t>Argumentation</w:t>
-      </w:r>
-      <w:proofErr w:type="spellEnd"/>
-      <w:r>
-        <w:rPr>
-          <w:rFonts w:ascii="Times New Roman" w:eastAsia="Times New Roman" w:hAnsi="Times New Roman" w:cs="Times New Roman"/>
-          <w:kern w:val="0"/>
-        </w:rPr>
-        <w:t xml:space="preserve"> </w:t>
-      </w:r>
-      <w:proofErr w:type="spellStart"/>
-      <w:r>
-        <w:rPr>
-          <w:rFonts w:ascii="Times New Roman" w:eastAsia="Times New Roman" w:hAnsi="Times New Roman" w:cs="Times New Roman"/>
-          <w:kern w:val="0"/>
-        </w:rPr>
-        <w:t>and</w:t>
-      </w:r>
-      <w:proofErr w:type="spellEnd"/>
-      <w:r>
-        <w:rPr>
-          <w:rFonts w:ascii="Times New Roman" w:eastAsia="Times New Roman" w:hAnsi="Times New Roman" w:cs="Times New Roman"/>
-          <w:kern w:val="0"/>
-        </w:rPr>
-        <w:t xml:space="preserve"> </w:t>
-      </w:r>
-      <w:proofErr w:type="spellStart"/>
-      <w:r>
-        <w:rPr>
-          <w:rFonts w:ascii="Times New Roman" w:eastAsia="Times New Roman" w:hAnsi="Times New Roman" w:cs="Times New Roman"/>
-          <w:kern w:val="0"/>
-        </w:rPr>
-        <w:t>computing</w:t>
-      </w:r>
-      <w:proofErr w:type="spellEnd"/>
-      <w:r>
-        <w:rPr>
-          <w:rFonts w:ascii="Times New Roman" w:eastAsia="Times New Roman" w:hAnsi="Times New Roman" w:cs="Times New Roman"/>
-          <w:kern w:val="0"/>
-        </w:rPr>
-        <w:t xml:space="preserve">. </w:t>
+          <w:lang w:val="en-US"/>
+        </w:rPr>
+        <w:t xml:space="preserve">REED, Chris. Argumentation and computing. </w:t>
       </w:r>
       <w:proofErr w:type="spellStart"/>
       <w:r>
@@ -3345,24 +1709,27 @@
         <w:rPr>
           <w:rFonts w:ascii="Times New Roman" w:eastAsia="Times New Roman" w:hAnsi="Times New Roman" w:cs="Times New Roman"/>
           <w:kern w:val="0"/>
-        </w:rPr>
-        <w:t xml:space="preserve">VASWANI, </w:t>
+          <w:lang w:val="en-US"/>
+        </w:rPr>
+        <w:t>VASWANI, Ashish et al. Attention is all you need. In: Advances in Neural Information Processing Systems (</w:t>
       </w:r>
       <w:proofErr w:type="spellStart"/>
       <w:r>
         <w:rPr>
           <w:rFonts w:ascii="Times New Roman" w:eastAsia="Times New Roman" w:hAnsi="Times New Roman" w:cs="Times New Roman"/>
           <w:kern w:val="0"/>
-        </w:rPr>
-        <w:t>Ashish</w:t>
+          <w:lang w:val="en-US"/>
+        </w:rPr>
+        <w:t>NeurIPS</w:t>
       </w:r>
       <w:proofErr w:type="spellEnd"/>
       <w:r>
         <w:rPr>
           <w:rFonts w:ascii="Times New Roman" w:eastAsia="Times New Roman" w:hAnsi="Times New Roman" w:cs="Times New Roman"/>
           <w:kern w:val="0"/>
-        </w:rPr>
-        <w:t xml:space="preserve"> et al. </w:t>
+          <w:lang w:val="en-US"/>
+        </w:rPr>
+        <w:t xml:space="preserve">). </w:t>
       </w:r>
       <w:proofErr w:type="spellStart"/>
       <w:r>
@@ -3370,7 +1737,7 @@
           <w:rFonts w:ascii="Times New Roman" w:eastAsia="Times New Roman" w:hAnsi="Times New Roman" w:cs="Times New Roman"/>
           <w:kern w:val="0"/>
         </w:rPr>
-        <w:t>Attention</w:t>
+        <w:t>Red</w:t>
       </w:r>
       <w:proofErr w:type="spellEnd"/>
       <w:r>
@@ -3378,167 +1745,7 @@
           <w:rFonts w:ascii="Times New Roman" w:eastAsia="Times New Roman" w:hAnsi="Times New Roman" w:cs="Times New Roman"/>
           <w:kern w:val="0"/>
         </w:rPr>
-        <w:t xml:space="preserve"> </w:t>
-      </w:r>
-      <w:proofErr w:type="spellStart"/>
-      <w:r>
-        <w:rPr>
-          <w:rFonts w:ascii="Times New Roman" w:eastAsia="Times New Roman" w:hAnsi="Times New Roman" w:cs="Times New Roman"/>
-          <w:kern w:val="0"/>
-        </w:rPr>
-        <w:t>is</w:t>
-      </w:r>
-      <w:proofErr w:type="spellEnd"/>
-      <w:r>
-        <w:rPr>
-          <w:rFonts w:ascii="Times New Roman" w:eastAsia="Times New Roman" w:hAnsi="Times New Roman" w:cs="Times New Roman"/>
-          <w:kern w:val="0"/>
-        </w:rPr>
-        <w:t xml:space="preserve"> </w:t>
-      </w:r>
-      <w:proofErr w:type="spellStart"/>
-      <w:r>
-        <w:rPr>
-          <w:rFonts w:ascii="Times New Roman" w:eastAsia="Times New Roman" w:hAnsi="Times New Roman" w:cs="Times New Roman"/>
-          <w:kern w:val="0"/>
-        </w:rPr>
-        <w:t>all</w:t>
-      </w:r>
-      <w:proofErr w:type="spellEnd"/>
-      <w:r>
-        <w:rPr>
-          <w:rFonts w:ascii="Times New Roman" w:eastAsia="Times New Roman" w:hAnsi="Times New Roman" w:cs="Times New Roman"/>
-          <w:kern w:val="0"/>
-        </w:rPr>
-        <w:t xml:space="preserve"> </w:t>
-      </w:r>
-      <w:proofErr w:type="spellStart"/>
-      <w:r>
-        <w:rPr>
-          <w:rFonts w:ascii="Times New Roman" w:eastAsia="Times New Roman" w:hAnsi="Times New Roman" w:cs="Times New Roman"/>
-          <w:kern w:val="0"/>
-        </w:rPr>
-        <w:t>you</w:t>
-      </w:r>
-      <w:proofErr w:type="spellEnd"/>
-      <w:r>
-        <w:rPr>
-          <w:rFonts w:ascii="Times New Roman" w:eastAsia="Times New Roman" w:hAnsi="Times New Roman" w:cs="Times New Roman"/>
-          <w:kern w:val="0"/>
-        </w:rPr>
-        <w:t xml:space="preserve"> </w:t>
-      </w:r>
-      <w:proofErr w:type="spellStart"/>
-      <w:r>
-        <w:rPr>
-          <w:rFonts w:ascii="Times New Roman" w:eastAsia="Times New Roman" w:hAnsi="Times New Roman" w:cs="Times New Roman"/>
-          <w:kern w:val="0"/>
-        </w:rPr>
-        <w:t>need</w:t>
-      </w:r>
-      <w:proofErr w:type="spellEnd"/>
-      <w:r>
-        <w:rPr>
-          <w:rFonts w:ascii="Times New Roman" w:eastAsia="Times New Roman" w:hAnsi="Times New Roman" w:cs="Times New Roman"/>
-          <w:kern w:val="0"/>
-        </w:rPr>
-        <w:t xml:space="preserve">. In: </w:t>
-      </w:r>
-      <w:proofErr w:type="spellStart"/>
-      <w:r>
-        <w:rPr>
-          <w:rFonts w:ascii="Times New Roman" w:eastAsia="Times New Roman" w:hAnsi="Times New Roman" w:cs="Times New Roman"/>
-          <w:kern w:val="0"/>
-        </w:rPr>
-        <w:t>Advances</w:t>
-      </w:r>
-      <w:proofErr w:type="spellEnd"/>
-      <w:r>
-        <w:rPr>
-          <w:rFonts w:ascii="Times New Roman" w:eastAsia="Times New Roman" w:hAnsi="Times New Roman" w:cs="Times New Roman"/>
-          <w:kern w:val="0"/>
-        </w:rPr>
-        <w:t xml:space="preserve"> in Neural </w:t>
-      </w:r>
-      <w:proofErr w:type="spellStart"/>
-      <w:r>
-        <w:rPr>
-          <w:rFonts w:ascii="Times New Roman" w:eastAsia="Times New Roman" w:hAnsi="Times New Roman" w:cs="Times New Roman"/>
-          <w:kern w:val="0"/>
-        </w:rPr>
-        <w:t>Information</w:t>
-      </w:r>
-      <w:proofErr w:type="spellEnd"/>
-      <w:r>
-        <w:rPr>
-          <w:rFonts w:ascii="Times New Roman" w:eastAsia="Times New Roman" w:hAnsi="Times New Roman" w:cs="Times New Roman"/>
-          <w:kern w:val="0"/>
-        </w:rPr>
-        <w:t xml:space="preserve"> </w:t>
-      </w:r>
-      <w:proofErr w:type="spellStart"/>
-      <w:r>
-        <w:rPr>
-          <w:rFonts w:ascii="Times New Roman" w:eastAsia="Times New Roman" w:hAnsi="Times New Roman" w:cs="Times New Roman"/>
-          <w:kern w:val="0"/>
-        </w:rPr>
-        <w:t>Processing</w:t>
-      </w:r>
-      <w:proofErr w:type="spellEnd"/>
-      <w:r>
-        <w:rPr>
-          <w:rFonts w:ascii="Times New Roman" w:eastAsia="Times New Roman" w:hAnsi="Times New Roman" w:cs="Times New Roman"/>
-          <w:kern w:val="0"/>
-        </w:rPr>
-        <w:t xml:space="preserve"> Systems (</w:t>
-      </w:r>
-      <w:proofErr w:type="spellStart"/>
-      <w:r>
-        <w:rPr>
-          <w:rFonts w:ascii="Times New Roman" w:eastAsia="Times New Roman" w:hAnsi="Times New Roman" w:cs="Times New Roman"/>
-          <w:kern w:val="0"/>
-        </w:rPr>
-        <w:t>NeurIPS</w:t>
-      </w:r>
-      <w:proofErr w:type="spellEnd"/>
-      <w:r>
-        <w:rPr>
-          <w:rFonts w:ascii="Times New Roman" w:eastAsia="Times New Roman" w:hAnsi="Times New Roman" w:cs="Times New Roman"/>
-          <w:kern w:val="0"/>
-        </w:rPr>
-        <w:t xml:space="preserve">). </w:t>
-      </w:r>
-      <w:proofErr w:type="spellStart"/>
-      <w:r>
-        <w:rPr>
-          <w:rFonts w:ascii="Times New Roman" w:eastAsia="Times New Roman" w:hAnsi="Times New Roman" w:cs="Times New Roman"/>
-          <w:kern w:val="0"/>
-        </w:rPr>
-        <w:t>Red</w:t>
-      </w:r>
-      <w:proofErr w:type="spellEnd"/>
-      <w:r>
-        <w:rPr>
-          <w:rFonts w:ascii="Times New Roman" w:eastAsia="Times New Roman" w:hAnsi="Times New Roman" w:cs="Times New Roman"/>
-          <w:kern w:val="0"/>
-        </w:rPr>
-        <w:t xml:space="preserve"> Hook: </w:t>
-      </w:r>
-      <w:proofErr w:type="spellStart"/>
-      <w:r>
-        <w:rPr>
-          <w:rFonts w:ascii="Times New Roman" w:eastAsia="Times New Roman" w:hAnsi="Times New Roman" w:cs="Times New Roman"/>
-          <w:kern w:val="0"/>
-        </w:rPr>
-        <w:t>Curran</w:t>
-      </w:r>
-      <w:proofErr w:type="spellEnd"/>
-      <w:r>
-        <w:rPr>
-          <w:rFonts w:ascii="Times New Roman" w:eastAsia="Times New Roman" w:hAnsi="Times New Roman" w:cs="Times New Roman"/>
-          <w:kern w:val="0"/>
-        </w:rPr>
-        <w:t xml:space="preserve"> Associates, 2017. v. 30.</w:t>
+        <w:t xml:space="preserve"> Hook: Curran Associates, 2017. v. 30.</w:t>
       </w:r>
     </w:p>
     <w:p>
@@ -4276,15 +2483,6 @@
   </w:num>
   <w:num w:numId="7" w16cid:durableId="1817606808">
     <w:abstractNumId w:val="3"/>
-    <w:lvlOverride w:ilvl="0"/>
-    <w:lvlOverride w:ilvl="1"/>
-    <w:lvlOverride w:ilvl="2"/>
-    <w:lvlOverride w:ilvl="3"/>
-    <w:lvlOverride w:ilvl="4"/>
-    <w:lvlOverride w:ilvl="5"/>
-    <w:lvlOverride w:ilvl="6"/>
-    <w:lvlOverride w:ilvl="7"/>
-    <w:lvlOverride w:ilvl="8"/>
   </w:num>
 </w:numbering>
 </file>
